--- a/docs/KOI_Marketplace_Pack_Customer_Guide_v1.2.3.docx
+++ b/docs/KOI_Marketplace_Pack_Customer_Guide_v1.2.3.docx
@@ -690,6 +690,68 @@
                 <w:szCs w:val="20"/>
               </w:rPr>
               <w:t xml:space="preserve">Cortex XSIAM (event collection + commands) and Cortex XSOAR (commands only)</w:t>
+            </w:r>
+          </w:p>
+        </w:tc>
+      </w:tr>
+      <w:tr>
+        <w:trPr>
+          <w:cantSplit/>
+          <w:tblHeader w:val="false"/>
+        </w:trPr>
+        <w:tc>
+          <w:tcPr>
+            <w:tcW w:type="dxa" w:w="2600"/>
+            <w:tcMar>
+              <w:top w:type="dxa" w:w="60"/>
+              <w:left w:type="dxa" w:w="100"/>
+              <w:bottom w:type="dxa" w:w="60"/>
+              <w:right w:type="dxa" w:w="100"/>
+            </w:tcMar>
+            <w:vAlign w:val="center"/>
+          </w:tcPr>
+          <w:p>
+            <w:pPr>
+              <w:spacing w:after="0"/>
+            </w:pPr>
+            <w:r>
+              <w:rPr>
+                <w:rFonts w:ascii="Calibri" w:cs="Calibri" w:eastAsia="Calibri" w:hAnsi="Calibri"/>
+                <w:b w:val="false"/>
+                <w:bCs w:val="false"/>
+                <w:color w:val="1F2937"/>
+                <w:sz w:val="20"/>
+                <w:szCs w:val="20"/>
+              </w:rPr>
+              <w:t xml:space="preserve">Optional companion pack</w:t>
+            </w:r>
+          </w:p>
+        </w:tc>
+        <w:tc>
+          <w:tcPr>
+            <w:tcW w:type="dxa" w:w="6760"/>
+            <w:tcMar>
+              <w:top w:type="dxa" w:w="60"/>
+              <w:left w:type="dxa" w:w="100"/>
+              <w:bottom w:type="dxa" w:w="60"/>
+              <w:right w:type="dxa" w:w="100"/>
+            </w:tcMar>
+            <w:vAlign w:val="center"/>
+          </w:tcPr>
+          <w:p>
+            <w:pPr>
+              <w:spacing w:after="0"/>
+            </w:pPr>
+            <w:r>
+              <w:rPr>
+                <w:rFonts w:ascii="Calibri" w:cs="Calibri" w:eastAsia="Calibri" w:hAnsi="Calibri"/>
+                <w:b w:val="false"/>
+                <w:bCs w:val="false"/>
+                <w:color w:val="1F2937"/>
+                <w:sz w:val="20"/>
+                <w:szCs w:val="20"/>
+              </w:rPr>
+              <w:t xml:space="preserve">KOI Content Extension (KoiContentExtension, v1.0.0) — parsing rules, modeling rules, 10 playbooks and a dashboard. SEPARATE, additional content; NOT part of this Marketplace pack (see 1.3).</w:t>
             </w:r>
           </w:p>
         </w:tc>
@@ -1572,7 +1634,7 @@
           <w:sz w:val="19"/>
           <w:szCs w:val="19"/>
         </w:rPr>
-        <w:t xml:space="preserve">8.3 No XDM — query the raw fields</w:t>
+        <w:t xml:space="preserve">8.3 The Alerts stream is duplicated — every alert count must dedupe</w:t>
       </w:r>
     </w:p>
     <w:p>
@@ -1589,7 +1651,24 @@
           <w:sz w:val="19"/>
           <w:szCs w:val="19"/>
         </w:rPr>
-        <w:t xml:space="preserve">8.4 XQL starting points</w:t>
+        <w:t xml:space="preserve">8.4 No XDM — query the raw fields</w:t>
+      </w:r>
+    </w:p>
+    <w:p>
+      <w:pPr>
+        <w:spacing w:after="0"/>
+        <w:ind w:left="320"/>
+      </w:pPr>
+      <w:r>
+        <w:rPr>
+          <w:rFonts w:ascii="Calibri" w:cs="Calibri" w:eastAsia="Calibri" w:hAnsi="Calibri"/>
+          <w:b w:val="false"/>
+          <w:bCs w:val="false"/>
+          <w:color w:val="6B7280"/>
+          <w:sz w:val="19"/>
+          <w:szCs w:val="19"/>
+        </w:rPr>
+        <w:t xml:space="preserve">8.5 XQL starting points</w:t>
       </w:r>
     </w:p>
     <w:p>
@@ -3930,6 +4009,185 @@
                 <w:szCs w:val="21"/>
               </w:rPr>
               <w:t xml:space="preserve">Sources: that the pack ships no parsing rule and no modeling rule is from inspecting the pack's own contents; that no XDM field is populated is from VERIFIED_FACTS.md §3.2 (live, 20 July 2026).</w:t>
+            </w:r>
+          </w:p>
+        </w:tc>
+      </w:tr>
+    </w:tbl>
+    <w:p>
+      <w:pPr>
+        <w:spacing w:after="0"/>
+      </w:pPr>
+    </w:p>
+    <w:tbl>
+      <w:tblPr>
+        <w:tblW w:type="dxa" w:w="9360"/>
+        <w:tblBorders>
+          <w:top w:val="single" w:color="auto" w:sz="4"/>
+          <w:left w:val="single" w:color="auto" w:sz="4"/>
+          <w:bottom w:val="single" w:color="auto" w:sz="4"/>
+          <w:right w:val="single" w:color="auto" w:sz="4"/>
+          <w:insideH w:val="single" w:color="auto" w:sz="4"/>
+          <w:insideV w:val="single" w:color="auto" w:sz="4"/>
+        </w:tblBorders>
+      </w:tblPr>
+      <w:tblGrid>
+        <w:gridCol w:w="9360"/>
+      </w:tblGrid>
+      <w:tr>
+        <w:trPr>
+          <w:cantSplit/>
+        </w:trPr>
+        <w:tc>
+          <w:tcPr>
+            <w:tcW w:type="dxa" w:w="9360"/>
+            <w:tcBorders>
+              <w:left w:val="single" w:color="E8551F" w:sz="18"/>
+            </w:tcBorders>
+            <w:shd w:fill="FEF6E7" w:val="clear"/>
+            <w:tcMar>
+              <w:top w:type="dxa" w:w="140"/>
+              <w:left w:type="dxa" w:w="180"/>
+              <w:bottom w:type="dxa" w:w="140"/>
+              <w:right w:type="dxa" w:w="180"/>
+            </w:tcMar>
+          </w:tcPr>
+          <w:p>
+            <w:pPr>
+              <w:spacing w:after="80"/>
+            </w:pPr>
+            <w:r>
+              <w:rPr>
+                <w:rFonts w:ascii="Calibri" w:cs="Calibri" w:eastAsia="Calibri" w:hAnsi="Calibri"/>
+                <w:b/>
+                <w:bCs/>
+                <w:color w:val="E8551F"/>
+                <w:sz w:val="22"/>
+                <w:szCs w:val="22"/>
+              </w:rPr>
+              <w:t xml:space="preserve">An optional companion pack adds the missing content — as SEPARATE content</w:t>
+            </w:r>
+          </w:p>
+          <w:p>
+            <w:pPr>
+              <w:spacing w:after="60"/>
+            </w:pPr>
+            <w:r>
+              <w:rPr>
+                <w:rFonts w:ascii="Calibri" w:cs="Calibri" w:eastAsia="Calibri" w:hAnsi="Calibri"/>
+                <w:color w:val="1F2937"/>
+                <w:sz w:val="21"/>
+                <w:szCs w:val="21"/>
+              </w:rPr>
+              <w:t xml:space="preserve">Everything this pack lacks — parsing rules, modeling rules, playbooks and a dashboard — is available in a separate, optional companion pack, </w:t>
+            </w:r>
+            <w:r>
+              <w:rPr>
+                <w:rFonts w:ascii="Calibri" w:cs="Calibri" w:eastAsia="Calibri" w:hAnsi="Calibri"/>
+                <w:b/>
+                <w:bCs/>
+                <w:color w:val="1F2937"/>
+                <w:sz w:val="21"/>
+                <w:szCs w:val="21"/>
+              </w:rPr>
+              <w:t xml:space="preserve">KOI Content Extension</w:t>
+            </w:r>
+            <w:r>
+              <w:rPr>
+                <w:rFonts w:ascii="Calibri" w:cs="Calibri" w:eastAsia="Calibri" w:hAnsi="Calibri"/>
+                <w:color w:val="1F2937"/>
+                <w:sz w:val="21"/>
+                <w:szCs w:val="21"/>
+              </w:rPr>
+              <w:t xml:space="preserve"> (pack folder </w:t>
+            </w:r>
+            <w:r>
+              <w:rPr>
+                <w:rFonts w:ascii="Consolas" w:cs="Consolas" w:eastAsia="Consolas" w:hAnsi="Consolas"/>
+                <w:color w:val="1F2937"/>
+                <w:sz w:val="20"/>
+                <w:szCs w:val="20"/>
+              </w:rPr>
+              <w:t xml:space="preserve">KoiContentExtension</w:t>
+            </w:r>
+            <w:r>
+              <w:rPr>
+                <w:rFonts w:ascii="Calibri" w:cs="Calibri" w:eastAsia="Calibri" w:hAnsi="Calibri"/>
+                <w:color w:val="1F2937"/>
+                <w:sz w:val="21"/>
+                <w:szCs w:val="21"/>
+              </w:rPr>
+              <w:t xml:space="preserve">, currentVersion 1.0.0, community support). It ships </w:t>
+            </w:r>
+            <w:r>
+              <w:rPr>
+                <w:rFonts w:ascii="Calibri" w:cs="Calibri" w:eastAsia="Calibri" w:hAnsi="Calibri"/>
+                <w:b/>
+                <w:bCs/>
+                <w:color w:val="1F2937"/>
+                <w:sz w:val="21"/>
+                <w:szCs w:val="21"/>
+              </w:rPr>
+              <w:t xml:space="preserve">no integration and no commands of its own</w:t>
+            </w:r>
+            <w:r>
+              <w:rPr>
+                <w:rFonts w:ascii="Calibri" w:cs="Calibri" w:eastAsia="Calibri" w:hAnsi="Calibri"/>
+                <w:color w:val="1F2937"/>
+                <w:sz w:val="21"/>
+                <w:szCs w:val="21"/>
+              </w:rPr>
+              <w:t xml:space="preserve">: it normalises and models the </w:t>
+            </w:r>
+            <w:r>
+              <w:rPr>
+                <w:rFonts w:ascii="Consolas" w:cs="Consolas" w:eastAsia="Consolas" w:hAnsi="Consolas"/>
+                <w:color w:val="1F2937"/>
+                <w:sz w:val="20"/>
+                <w:szCs w:val="20"/>
+              </w:rPr>
+              <w:t xml:space="preserve">koi_koi_raw</w:t>
+            </w:r>
+            <w:r>
+              <w:rPr>
+                <w:rFonts w:ascii="Calibri" w:cs="Calibri" w:eastAsia="Calibri" w:hAnsi="Calibri"/>
+                <w:color w:val="1F2937"/>
+                <w:sz w:val="21"/>
+                <w:szCs w:val="21"/>
+              </w:rPr>
+              <w:t xml:space="preserve"> dataset this integration produces, and adds 10 investigation and response playbooks built strictly against the 13 commands documented here, plus one alerts dashboard.</w:t>
+            </w:r>
+          </w:p>
+          <w:p>
+            <w:pPr>
+              <w:spacing w:after="60"/>
+            </w:pPr>
+            <w:r>
+              <w:rPr>
+                <w:rFonts w:ascii="Calibri" w:cs="Calibri" w:eastAsia="Calibri" w:hAnsi="Calibri"/>
+                <w:b/>
+                <w:bCs/>
+                <w:color w:val="1F2937"/>
+                <w:sz w:val="21"/>
+                <w:szCs w:val="21"/>
+              </w:rPr>
+              <w:t xml:space="preserve">It is additional content and is NOT part of the Marketplace KOI pack described in this guide. It declares the KOI pack as a mandatory dependency, so this Marketplace pack must be installed first. Install the companion pack only if you want the normalisation and playbooks; nothing in this guide requires it.</w:t>
+            </w:r>
+          </w:p>
+          <w:p>
+            <w:pPr>
+              <w:spacing w:after="60"/>
+            </w:pPr>
+            <w:r>
+              <w:rPr>
+                <w:rFonts w:ascii="Calibri" w:cs="Calibri" w:eastAsia="Calibri" w:hAnsi="Calibri"/>
+                <w:i/>
+                <w:iCs/>
+                <w:color w:val="6B7280"/>
+                <w:sz w:val="21"/>
+                <w:szCs w:val="21"/>
+              </w:rPr>
+              <w:t xml:space="preserve">Source: the companion pack's own pack_metadata.json and its contents under Packs/KoiContentExtension/. This is outside the VERIFIED_FACTS evidence base for the Marketplace pack.</w:t>
             </w:r>
           </w:p>
         </w:tc>
@@ -32041,6 +32299,2926 @@
         </w:tc>
       </w:tr>
     </w:tbl>
+    <w:tbl>
+      <w:tblPr>
+        <w:tblW w:type="dxa" w:w="9360"/>
+        <w:tblBorders>
+          <w:top w:val="single" w:color="auto" w:sz="4"/>
+          <w:left w:val="single" w:color="auto" w:sz="4"/>
+          <w:bottom w:val="single" w:color="auto" w:sz="4"/>
+          <w:right w:val="single" w:color="auto" w:sz="4"/>
+          <w:insideH w:val="single" w:color="auto" w:sz="4"/>
+          <w:insideV w:val="single" w:color="auto" w:sz="4"/>
+        </w:tblBorders>
+      </w:tblPr>
+      <w:tblGrid>
+        <w:gridCol w:w="9360"/>
+      </w:tblGrid>
+      <w:tr>
+        <w:trPr>
+          <w:cantSplit/>
+        </w:trPr>
+        <w:tc>
+          <w:tcPr>
+            <w:tcW w:type="dxa" w:w="9360"/>
+            <w:tcBorders>
+              <w:left w:val="single" w:color="B91C1C" w:sz="18"/>
+            </w:tcBorders>
+            <w:shd w:fill="FDECEC" w:val="clear"/>
+            <w:tcMar>
+              <w:top w:type="dxa" w:w="140"/>
+              <w:left w:type="dxa" w:w="180"/>
+              <w:bottom w:type="dxa" w:w="140"/>
+              <w:right w:type="dxa" w:w="180"/>
+            </w:tcMar>
+          </w:tcPr>
+          <w:p>
+            <w:pPr>
+              <w:spacing w:after="80"/>
+            </w:pPr>
+            <w:r>
+              <w:rPr>
+                <w:rFonts w:ascii="Calibri" w:cs="Calibri" w:eastAsia="Calibri" w:hAnsi="Calibri"/>
+                <w:b/>
+                <w:bCs/>
+                <w:color w:val="B91C1C"/>
+                <w:sz w:val="22"/>
+                <w:szCs w:val="22"/>
+              </w:rPr>
+              <w:t xml:space="preserve">Argument trap: the marketplace value in an event is not the marketplace value this command wants</w:t>
+            </w:r>
+          </w:p>
+          <w:p>
+            <w:pPr>
+              <w:spacing w:after="60"/>
+            </w:pPr>
+            <w:r>
+              <w:rPr>
+                <w:rFonts w:ascii="Consolas" w:cs="Consolas" w:eastAsia="Consolas" w:hAnsi="Consolas"/>
+                <w:color w:val="1F2937"/>
+                <w:sz w:val="20"/>
+                <w:szCs w:val="20"/>
+              </w:rPr>
+              <w:t xml:space="preserve">koi-inventory-item-get</w:t>
+            </w:r>
+            <w:r>
+              <w:rPr>
+                <w:rFonts w:ascii="Calibri" w:cs="Calibri" w:eastAsia="Calibri" w:hAnsi="Calibri"/>
+                <w:color w:val="1F2937"/>
+                <w:sz w:val="21"/>
+                <w:szCs w:val="21"/>
+              </w:rPr>
+              <w:t xml:space="preserve"> and </w:t>
+            </w:r>
+            <w:r>
+              <w:rPr>
+                <w:rFonts w:ascii="Consolas" w:cs="Consolas" w:eastAsia="Consolas" w:hAnsi="Consolas"/>
+                <w:color w:val="1F2937"/>
+                <w:sz w:val="20"/>
+                <w:szCs w:val="20"/>
+              </w:rPr>
+              <w:t xml:space="preserve">koi-inventory-item-endpoints-list</w:t>
+            </w:r>
+            <w:r>
+              <w:rPr>
+                <w:rFonts w:ascii="Calibri" w:cs="Calibri" w:eastAsia="Calibri" w:hAnsi="Calibri"/>
+                <w:color w:val="1F2937"/>
+                <w:sz w:val="21"/>
+                <w:szCs w:val="21"/>
+              </w:rPr>
+              <w:t xml:space="preserve"> both REQUIRE </w:t>
+            </w:r>
+            <w:r>
+              <w:rPr>
+                <w:rFonts w:ascii="Consolas" w:cs="Consolas" w:eastAsia="Consolas" w:hAnsi="Consolas"/>
+                <w:color w:val="1F2937"/>
+                <w:sz w:val="20"/>
+                <w:szCs w:val="20"/>
+              </w:rPr>
+              <w:t xml:space="preserve">marketplace</w:t>
+            </w:r>
+            <w:r>
+              <w:rPr>
+                <w:rFonts w:ascii="Calibri" w:cs="Calibri" w:eastAsia="Calibri" w:hAnsi="Calibri"/>
+                <w:color w:val="1F2937"/>
+                <w:sz w:val="21"/>
+                <w:szCs w:val="21"/>
+              </w:rPr>
+              <w:t xml:space="preserve">. The value recorded in a </w:t>
+            </w:r>
+            <w:r>
+              <w:rPr>
+                <w:rFonts w:ascii="Consolas" w:cs="Consolas" w:eastAsia="Consolas" w:hAnsi="Consolas"/>
+                <w:color w:val="1F2937"/>
+                <w:sz w:val="20"/>
+                <w:szCs w:val="20"/>
+              </w:rPr>
+              <w:t xml:space="preserve">koi_koi_raw</w:t>
+            </w:r>
+            <w:r>
+              <w:rPr>
+                <w:rFonts w:ascii="Calibri" w:cs="Calibri" w:eastAsia="Calibri" w:hAnsi="Calibri"/>
+                <w:color w:val="1F2937"/>
+                <w:sz w:val="21"/>
+                <w:szCs w:val="21"/>
+              </w:rPr>
+              <w:t xml:space="preserve"> event is not the value these commands accept. Events use short forms (</w:t>
+            </w:r>
+            <w:r>
+              <w:rPr>
+                <w:rFonts w:ascii="Consolas" w:cs="Consolas" w:eastAsia="Consolas" w:hAnsi="Consolas"/>
+                <w:color w:val="1F2937"/>
+                <w:sz w:val="19"/>
+                <w:szCs w:val="19"/>
+              </w:rPr>
+              <w:t xml:space="preserve">software_windows</w:t>
+            </w:r>
+            <w:r>
+              <w:rPr>
+                <w:rFonts w:ascii="Calibri" w:cs="Calibri" w:eastAsia="Calibri" w:hAnsi="Calibri"/>
+                <w:color w:val="1F2937"/>
+                <w:sz w:val="21"/>
+                <w:szCs w:val="21"/>
+              </w:rPr>
+              <w:t xml:space="preserve">, </w:t>
+            </w:r>
+            <w:r>
+              <w:rPr>
+                <w:rFonts w:ascii="Consolas" w:cs="Consolas" w:eastAsia="Consolas" w:hAnsi="Consolas"/>
+                <w:color w:val="1F2937"/>
+                <w:sz w:val="19"/>
+                <w:szCs w:val="19"/>
+              </w:rPr>
+              <w:t xml:space="preserve">chrome</w:t>
+            </w:r>
+            <w:r>
+              <w:rPr>
+                <w:rFonts w:ascii="Calibri" w:cs="Calibri" w:eastAsia="Calibri" w:hAnsi="Calibri"/>
+                <w:color w:val="1F2937"/>
+                <w:sz w:val="21"/>
+                <w:szCs w:val="21"/>
+              </w:rPr>
+              <w:t xml:space="preserve">, </w:t>
+            </w:r>
+            <w:r>
+              <w:rPr>
+                <w:rFonts w:ascii="Consolas" w:cs="Consolas" w:eastAsia="Consolas" w:hAnsi="Consolas"/>
+                <w:color w:val="1F2937"/>
+                <w:sz w:val="19"/>
+                <w:szCs w:val="19"/>
+              </w:rPr>
+              <w:t xml:space="preserve">vsc</w:t>
+            </w:r>
+            <w:r>
+              <w:rPr>
+                <w:rFonts w:ascii="Calibri" w:cs="Calibri" w:eastAsia="Calibri" w:hAnsi="Calibri"/>
+                <w:color w:val="1F2937"/>
+                <w:sz w:val="21"/>
+                <w:szCs w:val="21"/>
+              </w:rPr>
+              <w:t xml:space="preserve">); the argument and the API use long forms (</w:t>
+            </w:r>
+            <w:r>
+              <w:rPr>
+                <w:rFonts w:ascii="Consolas" w:cs="Consolas" w:eastAsia="Consolas" w:hAnsi="Consolas"/>
+                <w:color w:val="1F2937"/>
+                <w:sz w:val="19"/>
+                <w:szCs w:val="19"/>
+              </w:rPr>
+              <w:t xml:space="preserve">windows</w:t>
+            </w:r>
+            <w:r>
+              <w:rPr>
+                <w:rFonts w:ascii="Calibri" w:cs="Calibri" w:eastAsia="Calibri" w:hAnsi="Calibri"/>
+                <w:color w:val="1F2937"/>
+                <w:sz w:val="21"/>
+                <w:szCs w:val="21"/>
+              </w:rPr>
+              <w:t xml:space="preserve">, </w:t>
+            </w:r>
+            <w:r>
+              <w:rPr>
+                <w:rFonts w:ascii="Consolas" w:cs="Consolas" w:eastAsia="Consolas" w:hAnsi="Consolas"/>
+                <w:color w:val="1F2937"/>
+                <w:sz w:val="19"/>
+                <w:szCs w:val="19"/>
+              </w:rPr>
+              <w:t xml:space="preserve">chrome_web_store</w:t>
+            </w:r>
+            <w:r>
+              <w:rPr>
+                <w:rFonts w:ascii="Calibri" w:cs="Calibri" w:eastAsia="Calibri" w:hAnsi="Calibri"/>
+                <w:color w:val="1F2937"/>
+                <w:sz w:val="21"/>
+                <w:szCs w:val="21"/>
+              </w:rPr>
+              <w:t xml:space="preserve">, </w:t>
+            </w:r>
+            <w:r>
+              <w:rPr>
+                <w:rFonts w:ascii="Consolas" w:cs="Consolas" w:eastAsia="Consolas" w:hAnsi="Consolas"/>
+                <w:color w:val="1F2937"/>
+                <w:sz w:val="19"/>
+                <w:szCs w:val="19"/>
+              </w:rPr>
+              <w:t xml:space="preserve">vscode</w:t>
+            </w:r>
+            <w:r>
+              <w:rPr>
+                <w:rFonts w:ascii="Calibri" w:cs="Calibri" w:eastAsia="Calibri" w:hAnsi="Calibri"/>
+                <w:color w:val="1F2937"/>
+                <w:sz w:val="21"/>
+                <w:szCs w:val="21"/>
+              </w:rPr>
+              <w:t xml:space="preserve">). Where they differ, passing the event value straight through returns </w:t>
+            </w:r>
+            <w:r>
+              <w:rPr>
+                <w:rFonts w:ascii="Calibri" w:cs="Calibri" w:eastAsia="Calibri" w:hAnsi="Calibri"/>
+                <w:b/>
+                <w:bCs/>
+                <w:color w:val="1F2937"/>
+                <w:sz w:val="21"/>
+                <w:szCs w:val="21"/>
+              </w:rPr>
+              <w:t xml:space="preserve">HTTP 400</w:t>
+            </w:r>
+            <w:r>
+              <w:rPr>
+                <w:rFonts w:ascii="Calibri" w:cs="Calibri" w:eastAsia="Calibri" w:hAnsi="Calibri"/>
+                <w:color w:val="1F2937"/>
+                <w:sz w:val="21"/>
+                <w:szCs w:val="21"/>
+              </w:rPr>
+              <w:t xml:space="preserve">.</w:t>
+            </w:r>
+          </w:p>
+          <w:p>
+            <w:pPr>
+              <w:spacing w:after="60"/>
+            </w:pPr>
+            <w:r>
+              <w:rPr>
+                <w:rFonts w:ascii="Consolas" w:cs="Consolas" w:eastAsia="Consolas" w:hAnsi="Consolas"/>
+                <w:color w:val="1F2937"/>
+                <w:sz w:val="19"/>
+                <w:szCs w:val="19"/>
+              </w:rPr>
+              <w:t xml:space="preserve">npm</w:t>
+            </w:r>
+            <w:r>
+              <w:rPr>
+                <w:rFonts w:ascii="Calibri" w:cs="Calibri" w:eastAsia="Calibri" w:hAnsi="Calibri"/>
+                <w:color w:val="1F2937"/>
+                <w:sz w:val="21"/>
+                <w:szCs w:val="21"/>
+              </w:rPr>
+              <w:t xml:space="preserve"> and </w:t>
+            </w:r>
+            <w:r>
+              <w:rPr>
+                <w:rFonts w:ascii="Consolas" w:cs="Consolas" w:eastAsia="Consolas" w:hAnsi="Consolas"/>
+                <w:color w:val="1F2937"/>
+                <w:sz w:val="19"/>
+                <w:szCs w:val="19"/>
+              </w:rPr>
+              <w:t xml:space="preserve">pypi</w:t>
+            </w:r>
+            <w:r>
+              <w:rPr>
+                <w:rFonts w:ascii="Calibri" w:cs="Calibri" w:eastAsia="Calibri" w:hAnsi="Calibri"/>
+                <w:color w:val="1F2937"/>
+                <w:sz w:val="21"/>
+                <w:szCs w:val="21"/>
+              </w:rPr>
+              <w:t xml:space="preserve"> are spelled the same in both; most other high-frequency values are not. Map every event value through the table below before calling either command. Three event values — </w:t>
+            </w:r>
+            <w:r>
+              <w:rPr>
+                <w:rFonts w:ascii="Consolas" w:cs="Consolas" w:eastAsia="Consolas" w:hAnsi="Consolas"/>
+                <w:color w:val="1F2937"/>
+                <w:sz w:val="19"/>
+                <w:szCs w:val="19"/>
+              </w:rPr>
+              <w:t xml:space="preserve">built_in</w:t>
+            </w:r>
+            <w:r>
+              <w:rPr>
+                <w:rFonts w:ascii="Calibri" w:cs="Calibri" w:eastAsia="Calibri" w:hAnsi="Calibri"/>
+                <w:color w:val="1F2937"/>
+                <w:sz w:val="21"/>
+                <w:szCs w:val="21"/>
+              </w:rPr>
+              <w:t xml:space="preserve">, </w:t>
+            </w:r>
+            <w:r>
+              <w:rPr>
+                <w:rFonts w:ascii="Consolas" w:cs="Consolas" w:eastAsia="Consolas" w:hAnsi="Consolas"/>
+                <w:color w:val="1F2937"/>
+                <w:sz w:val="19"/>
+                <w:szCs w:val="19"/>
+              </w:rPr>
+              <w:t xml:space="preserve">side_loaded</w:t>
+            </w:r>
+            <w:r>
+              <w:rPr>
+                <w:rFonts w:ascii="Calibri" w:cs="Calibri" w:eastAsia="Calibri" w:hAnsi="Calibri"/>
+                <w:color w:val="1F2937"/>
+                <w:sz w:val="21"/>
+                <w:szCs w:val="21"/>
+              </w:rPr>
+              <w:t xml:space="preserve"> and </w:t>
+            </w:r>
+            <w:r>
+              <w:rPr>
+                <w:rFonts w:ascii="Consolas" w:cs="Consolas" w:eastAsia="Consolas" w:hAnsi="Consolas"/>
+                <w:color w:val="1F2937"/>
+                <w:sz w:val="19"/>
+                <w:szCs w:val="19"/>
+              </w:rPr>
+              <w:t xml:space="preserve">ollama</w:t>
+            </w:r>
+            <w:r>
+              <w:rPr>
+                <w:rFonts w:ascii="Calibri" w:cs="Calibri" w:eastAsia="Calibri" w:hAnsi="Calibri"/>
+                <w:color w:val="1F2937"/>
+                <w:sz w:val="21"/>
+                <w:szCs w:val="21"/>
+              </w:rPr>
+              <w:t xml:space="preserve"> — have no API equivalent (the first two are </w:t>
+            </w:r>
+            <w:r>
+              <w:rPr>
+                <w:rFonts w:ascii="Consolas" w:cs="Consolas" w:eastAsia="Consolas" w:hAnsi="Consolas"/>
+                <w:color w:val="1F2937"/>
+                <w:sz w:val="19"/>
+                <w:szCs w:val="19"/>
+              </w:rPr>
+              <w:t xml:space="preserve">installation_method</w:t>
+            </w:r>
+            <w:r>
+              <w:rPr>
+                <w:rFonts w:ascii="Calibri" w:cs="Calibri" w:eastAsia="Calibri" w:hAnsi="Calibri"/>
+                <w:color w:val="1F2937"/>
+                <w:sz w:val="21"/>
+                <w:szCs w:val="21"/>
+              </w:rPr>
+              <w:t xml:space="preserve"> values leaking into the marketplace field). Treat all three as "unknown marketplace" and do not pass them on.</w:t>
+            </w:r>
+          </w:p>
+          <w:p>
+            <w:pPr>
+              <w:spacing w:after="60"/>
+            </w:pPr>
+            <w:r>
+              <w:rPr>
+                <w:rFonts w:ascii="Calibri" w:cs="Calibri" w:eastAsia="Calibri" w:hAnsi="Calibri"/>
+                <w:i/>
+                <w:iCs/>
+                <w:color w:val="6B7280"/>
+                <w:sz w:val="21"/>
+                <w:szCs w:val="21"/>
+              </w:rPr>
+              <w:t xml:space="preserve">Source: VERIFIED_FACTS.md §7c (live, 21 July 2026).</w:t>
+            </w:r>
+          </w:p>
+        </w:tc>
+      </w:tr>
+    </w:tbl>
+    <w:p>
+      <w:pPr>
+        <w:keepNext/>
+        <w:spacing w:after="60" w:before="100"/>
+      </w:pPr>
+      <w:r>
+        <w:rPr>
+          <w:rFonts w:ascii="Calibri" w:cs="Calibri" w:eastAsia="Calibri" w:hAnsi="Calibri"/>
+          <w:b/>
+          <w:bCs/>
+          <w:color w:val="1F2937"/>
+          <w:sz w:val="22"/>
+          <w:szCs w:val="22"/>
+        </w:rPr>
+        <w:t xml:space="preserve">Event marketplace value → command / API marketplace value</w:t>
+      </w:r>
+    </w:p>
+    <w:tbl>
+      <w:tblPr>
+        <w:tblW w:type="dxa" w:w="9360"/>
+        <w:tblBorders>
+          <w:top w:val="single" w:color="auto" w:sz="4"/>
+          <w:left w:val="single" w:color="auto" w:sz="4"/>
+          <w:bottom w:val="single" w:color="auto" w:sz="4"/>
+          <w:right w:val="single" w:color="auto" w:sz="4"/>
+          <w:insideH w:val="single" w:color="auto" w:sz="4"/>
+          <w:insideV w:val="single" w:color="auto" w:sz="4"/>
+        </w:tblBorders>
+      </w:tblPr>
+      <w:tblGrid>
+        <w:gridCol w:w="2600"/>
+        <w:gridCol w:w="1300"/>
+        <w:gridCol w:w="2400"/>
+        <w:gridCol w:w="3060"/>
+      </w:tblGrid>
+      <w:tr>
+        <w:trPr>
+          <w:cantSplit/>
+          <w:tblHeader/>
+        </w:trPr>
+        <w:tc>
+          <w:tcPr>
+            <w:tcW w:type="dxa" w:w="2600"/>
+            <w:shd w:fill="334155" w:val="clear"/>
+            <w:tcMar>
+              <w:top w:type="dxa" w:w="60"/>
+              <w:left w:type="dxa" w:w="100"/>
+              <w:bottom w:type="dxa" w:w="60"/>
+              <w:right w:type="dxa" w:w="100"/>
+            </w:tcMar>
+            <w:vAlign w:val="center"/>
+          </w:tcPr>
+          <w:p>
+            <w:pPr>
+              <w:spacing w:after="0"/>
+            </w:pPr>
+            <w:r>
+              <w:rPr>
+                <w:rFonts w:ascii="Calibri" w:cs="Calibri" w:eastAsia="Calibri" w:hAnsi="Calibri"/>
+                <w:b/>
+                <w:bCs/>
+                <w:color w:val="FFFFFF"/>
+                <w:sz w:val="21"/>
+                <w:szCs w:val="21"/>
+              </w:rPr>
+              <w:t xml:space="preserve">Event value (koi_koi_raw)</w:t>
+            </w:r>
+          </w:p>
+        </w:tc>
+        <w:tc>
+          <w:tcPr>
+            <w:tcW w:type="dxa" w:w="1300"/>
+            <w:shd w:fill="334155" w:val="clear"/>
+            <w:tcMar>
+              <w:top w:type="dxa" w:w="60"/>
+              <w:left w:type="dxa" w:w="100"/>
+              <w:bottom w:type="dxa" w:w="60"/>
+              <w:right w:type="dxa" w:w="100"/>
+            </w:tcMar>
+            <w:vAlign w:val="center"/>
+          </w:tcPr>
+          <w:p>
+            <w:pPr>
+              <w:spacing w:after="0"/>
+            </w:pPr>
+            <w:r>
+              <w:rPr>
+                <w:rFonts w:ascii="Calibri" w:cs="Calibri" w:eastAsia="Calibri" w:hAnsi="Calibri"/>
+                <w:b/>
+                <w:bCs/>
+                <w:color w:val="FFFFFF"/>
+                <w:sz w:val="21"/>
+                <w:szCs w:val="21"/>
+              </w:rPr>
+              <w:t xml:space="preserve">Events</w:t>
+            </w:r>
+          </w:p>
+        </w:tc>
+        <w:tc>
+          <w:tcPr>
+            <w:tcW w:type="dxa" w:w="2400"/>
+            <w:shd w:fill="334155" w:val="clear"/>
+            <w:tcMar>
+              <w:top w:type="dxa" w:w="60"/>
+              <w:left w:type="dxa" w:w="100"/>
+              <w:bottom w:type="dxa" w:w="60"/>
+              <w:right w:type="dxa" w:w="100"/>
+            </w:tcMar>
+            <w:vAlign w:val="center"/>
+          </w:tcPr>
+          <w:p>
+            <w:pPr>
+              <w:spacing w:after="0"/>
+            </w:pPr>
+            <w:r>
+              <w:rPr>
+                <w:rFonts w:ascii="Calibri" w:cs="Calibri" w:eastAsia="Calibri" w:hAnsi="Calibri"/>
+                <w:b/>
+                <w:bCs/>
+                <w:color w:val="FFFFFF"/>
+                <w:sz w:val="21"/>
+                <w:szCs w:val="21"/>
+              </w:rPr>
+              <w:t xml:space="preserve">Command / API value</w:t>
+            </w:r>
+          </w:p>
+        </w:tc>
+        <w:tc>
+          <w:tcPr>
+            <w:tcW w:type="dxa" w:w="3060"/>
+            <w:shd w:fill="334155" w:val="clear"/>
+            <w:tcMar>
+              <w:top w:type="dxa" w:w="60"/>
+              <w:left w:type="dxa" w:w="100"/>
+              <w:bottom w:type="dxa" w:w="60"/>
+              <w:right w:type="dxa" w:w="100"/>
+            </w:tcMar>
+            <w:vAlign w:val="center"/>
+          </w:tcPr>
+          <w:p>
+            <w:pPr>
+              <w:spacing w:after="0"/>
+            </w:pPr>
+            <w:r>
+              <w:rPr>
+                <w:rFonts w:ascii="Calibri" w:cs="Calibri" w:eastAsia="Calibri" w:hAnsi="Calibri"/>
+                <w:b/>
+                <w:bCs/>
+                <w:color w:val="FFFFFF"/>
+                <w:sz w:val="21"/>
+                <w:szCs w:val="21"/>
+              </w:rPr>
+              <w:t xml:space="preserve">Notes</w:t>
+            </w:r>
+          </w:p>
+        </w:tc>
+      </w:tr>
+      <w:tr>
+        <w:trPr>
+          <w:cantSplit/>
+          <w:tblHeader w:val="false"/>
+        </w:trPr>
+        <w:tc>
+          <w:tcPr>
+            <w:tcW w:type="dxa" w:w="2600"/>
+            <w:tcMar>
+              <w:top w:type="dxa" w:w="60"/>
+              <w:left w:type="dxa" w:w="100"/>
+              <w:bottom w:type="dxa" w:w="60"/>
+              <w:right w:type="dxa" w:w="100"/>
+            </w:tcMar>
+            <w:vAlign w:val="center"/>
+          </w:tcPr>
+          <w:p>
+            <w:pPr>
+              <w:spacing w:after="0"/>
+            </w:pPr>
+            <w:r>
+              <w:rPr>
+                <w:rFonts w:ascii="Consolas" w:cs="Consolas" w:eastAsia="Consolas" w:hAnsi="Consolas"/>
+                <w:b w:val="false"/>
+                <w:bCs w:val="false"/>
+                <w:color w:val="1F2937"/>
+                <w:sz w:val="17"/>
+                <w:szCs w:val="17"/>
+              </w:rPr>
+              <w:t xml:space="preserve">software_windows</w:t>
+            </w:r>
+          </w:p>
+        </w:tc>
+        <w:tc>
+          <w:tcPr>
+            <w:tcW w:type="dxa" w:w="1300"/>
+            <w:tcMar>
+              <w:top w:type="dxa" w:w="60"/>
+              <w:left w:type="dxa" w:w="100"/>
+              <w:bottom w:type="dxa" w:w="60"/>
+              <w:right w:type="dxa" w:w="100"/>
+            </w:tcMar>
+            <w:vAlign w:val="center"/>
+          </w:tcPr>
+          <w:p>
+            <w:pPr>
+              <w:spacing w:after="0"/>
+            </w:pPr>
+            <w:r>
+              <w:rPr>
+                <w:rFonts w:ascii="Calibri" w:cs="Calibri" w:eastAsia="Calibri" w:hAnsi="Calibri"/>
+                <w:b w:val="false"/>
+                <w:bCs w:val="false"/>
+                <w:color w:val="1F2937"/>
+                <w:sz w:val="16"/>
+                <w:szCs w:val="16"/>
+              </w:rPr>
+              <w:t xml:space="preserve">5,301</w:t>
+            </w:r>
+          </w:p>
+        </w:tc>
+        <w:tc>
+          <w:tcPr>
+            <w:tcW w:type="dxa" w:w="2400"/>
+            <w:tcMar>
+              <w:top w:type="dxa" w:w="60"/>
+              <w:left w:type="dxa" w:w="100"/>
+              <w:bottom w:type="dxa" w:w="60"/>
+              <w:right w:type="dxa" w:w="100"/>
+            </w:tcMar>
+            <w:vAlign w:val="center"/>
+          </w:tcPr>
+          <w:p>
+            <w:pPr>
+              <w:spacing w:after="0"/>
+            </w:pPr>
+            <w:r>
+              <w:rPr>
+                <w:rFonts w:ascii="Consolas" w:cs="Consolas" w:eastAsia="Consolas" w:hAnsi="Consolas"/>
+                <w:b w:val="false"/>
+                <w:bCs w:val="false"/>
+                <w:color w:val="1F2937"/>
+                <w:sz w:val="17"/>
+                <w:szCs w:val="17"/>
+              </w:rPr>
+              <w:t xml:space="preserve">windows</w:t>
+            </w:r>
+          </w:p>
+        </w:tc>
+        <w:tc>
+          <w:tcPr>
+            <w:tcW w:type="dxa" w:w="3060"/>
+            <w:tcMar>
+              <w:top w:type="dxa" w:w="60"/>
+              <w:left w:type="dxa" w:w="100"/>
+              <w:bottom w:type="dxa" w:w="60"/>
+              <w:right w:type="dxa" w:w="100"/>
+            </w:tcMar>
+            <w:vAlign w:val="center"/>
+          </w:tcPr>
+          <w:p>
+            <w:pPr>
+              <w:spacing w:after="0"/>
+            </w:pPr>
+            <w:r>
+              <w:rPr>
+                <w:rFonts w:ascii="Calibri" w:cs="Calibri" w:eastAsia="Calibri" w:hAnsi="Calibri"/>
+                <w:b w:val="false"/>
+                <w:bCs w:val="false"/>
+                <w:color w:val="1F2937"/>
+                <w:sz w:val="16"/>
+                <w:szCs w:val="16"/>
+              </w:rPr>
+              <w:t xml:space="preserve">—</w:t>
+            </w:r>
+          </w:p>
+        </w:tc>
+      </w:tr>
+      <w:tr>
+        <w:trPr>
+          <w:cantSplit/>
+          <w:tblHeader w:val="false"/>
+        </w:trPr>
+        <w:tc>
+          <w:tcPr>
+            <w:tcW w:type="dxa" w:w="2600"/>
+            <w:tcMar>
+              <w:top w:type="dxa" w:w="60"/>
+              <w:left w:type="dxa" w:w="100"/>
+              <w:bottom w:type="dxa" w:w="60"/>
+              <w:right w:type="dxa" w:w="100"/>
+            </w:tcMar>
+            <w:vAlign w:val="center"/>
+          </w:tcPr>
+          <w:p>
+            <w:pPr>
+              <w:spacing w:after="0"/>
+            </w:pPr>
+            <w:r>
+              <w:rPr>
+                <w:rFonts w:ascii="Consolas" w:cs="Consolas" w:eastAsia="Consolas" w:hAnsi="Consolas"/>
+                <w:b w:val="false"/>
+                <w:bCs w:val="false"/>
+                <w:color w:val="1F2937"/>
+                <w:sz w:val="17"/>
+                <w:szCs w:val="17"/>
+              </w:rPr>
+              <w:t xml:space="preserve">pypi</w:t>
+            </w:r>
+          </w:p>
+        </w:tc>
+        <w:tc>
+          <w:tcPr>
+            <w:tcW w:type="dxa" w:w="1300"/>
+            <w:tcMar>
+              <w:top w:type="dxa" w:w="60"/>
+              <w:left w:type="dxa" w:w="100"/>
+              <w:bottom w:type="dxa" w:w="60"/>
+              <w:right w:type="dxa" w:w="100"/>
+            </w:tcMar>
+            <w:vAlign w:val="center"/>
+          </w:tcPr>
+          <w:p>
+            <w:pPr>
+              <w:spacing w:after="0"/>
+            </w:pPr>
+            <w:r>
+              <w:rPr>
+                <w:rFonts w:ascii="Calibri" w:cs="Calibri" w:eastAsia="Calibri" w:hAnsi="Calibri"/>
+                <w:b w:val="false"/>
+                <w:bCs w:val="false"/>
+                <w:color w:val="1F2937"/>
+                <w:sz w:val="16"/>
+                <w:szCs w:val="16"/>
+              </w:rPr>
+              <w:t xml:space="preserve">4,674</w:t>
+            </w:r>
+          </w:p>
+        </w:tc>
+        <w:tc>
+          <w:tcPr>
+            <w:tcW w:type="dxa" w:w="2400"/>
+            <w:tcMar>
+              <w:top w:type="dxa" w:w="60"/>
+              <w:left w:type="dxa" w:w="100"/>
+              <w:bottom w:type="dxa" w:w="60"/>
+              <w:right w:type="dxa" w:w="100"/>
+            </w:tcMar>
+            <w:vAlign w:val="center"/>
+          </w:tcPr>
+          <w:p>
+            <w:pPr>
+              <w:spacing w:after="0"/>
+            </w:pPr>
+            <w:r>
+              <w:rPr>
+                <w:rFonts w:ascii="Consolas" w:cs="Consolas" w:eastAsia="Consolas" w:hAnsi="Consolas"/>
+                <w:b w:val="false"/>
+                <w:bCs w:val="false"/>
+                <w:color w:val="1F2937"/>
+                <w:sz w:val="17"/>
+                <w:szCs w:val="17"/>
+              </w:rPr>
+              <w:t xml:space="preserve">pypi</w:t>
+            </w:r>
+          </w:p>
+        </w:tc>
+        <w:tc>
+          <w:tcPr>
+            <w:tcW w:type="dxa" w:w="3060"/>
+            <w:tcMar>
+              <w:top w:type="dxa" w:w="60"/>
+              <w:left w:type="dxa" w:w="100"/>
+              <w:bottom w:type="dxa" w:w="60"/>
+              <w:right w:type="dxa" w:w="100"/>
+            </w:tcMar>
+            <w:vAlign w:val="center"/>
+          </w:tcPr>
+          <w:p>
+            <w:pPr>
+              <w:spacing w:after="0"/>
+            </w:pPr>
+            <w:r>
+              <w:rPr>
+                <w:rFonts w:ascii="Calibri" w:cs="Calibri" w:eastAsia="Calibri" w:hAnsi="Calibri"/>
+                <w:b w:val="false"/>
+                <w:bCs w:val="false"/>
+                <w:color w:val="1F2937"/>
+                <w:sz w:val="16"/>
+                <w:szCs w:val="16"/>
+              </w:rPr>
+              <w:t xml:space="preserve">unchanged — spelled the same in both</w:t>
+            </w:r>
+          </w:p>
+        </w:tc>
+      </w:tr>
+      <w:tr>
+        <w:trPr>
+          <w:cantSplit/>
+          <w:tblHeader w:val="false"/>
+        </w:trPr>
+        <w:tc>
+          <w:tcPr>
+            <w:tcW w:type="dxa" w:w="2600"/>
+            <w:tcMar>
+              <w:top w:type="dxa" w:w="60"/>
+              <w:left w:type="dxa" w:w="100"/>
+              <w:bottom w:type="dxa" w:w="60"/>
+              <w:right w:type="dxa" w:w="100"/>
+            </w:tcMar>
+            <w:vAlign w:val="center"/>
+          </w:tcPr>
+          <w:p>
+            <w:pPr>
+              <w:spacing w:after="0"/>
+            </w:pPr>
+            <w:r>
+              <w:rPr>
+                <w:rFonts w:ascii="Consolas" w:cs="Consolas" w:eastAsia="Consolas" w:hAnsi="Consolas"/>
+                <w:b w:val="false"/>
+                <w:bCs w:val="false"/>
+                <w:color w:val="1F2937"/>
+                <w:sz w:val="17"/>
+                <w:szCs w:val="17"/>
+              </w:rPr>
+              <w:t xml:space="preserve">chrome</w:t>
+            </w:r>
+          </w:p>
+        </w:tc>
+        <w:tc>
+          <w:tcPr>
+            <w:tcW w:type="dxa" w:w="1300"/>
+            <w:tcMar>
+              <w:top w:type="dxa" w:w="60"/>
+              <w:left w:type="dxa" w:w="100"/>
+              <w:bottom w:type="dxa" w:w="60"/>
+              <w:right w:type="dxa" w:w="100"/>
+            </w:tcMar>
+            <w:vAlign w:val="center"/>
+          </w:tcPr>
+          <w:p>
+            <w:pPr>
+              <w:spacing w:after="0"/>
+            </w:pPr>
+            <w:r>
+              <w:rPr>
+                <w:rFonts w:ascii="Calibri" w:cs="Calibri" w:eastAsia="Calibri" w:hAnsi="Calibri"/>
+                <w:b w:val="false"/>
+                <w:bCs w:val="false"/>
+                <w:color w:val="1F2937"/>
+                <w:sz w:val="16"/>
+                <w:szCs w:val="16"/>
+              </w:rPr>
+              <w:t xml:space="preserve">891</w:t>
+            </w:r>
+          </w:p>
+        </w:tc>
+        <w:tc>
+          <w:tcPr>
+            <w:tcW w:type="dxa" w:w="2400"/>
+            <w:tcMar>
+              <w:top w:type="dxa" w:w="60"/>
+              <w:left w:type="dxa" w:w="100"/>
+              <w:bottom w:type="dxa" w:w="60"/>
+              <w:right w:type="dxa" w:w="100"/>
+            </w:tcMar>
+            <w:vAlign w:val="center"/>
+          </w:tcPr>
+          <w:p>
+            <w:pPr>
+              <w:spacing w:after="0"/>
+            </w:pPr>
+            <w:r>
+              <w:rPr>
+                <w:rFonts w:ascii="Consolas" w:cs="Consolas" w:eastAsia="Consolas" w:hAnsi="Consolas"/>
+                <w:b w:val="false"/>
+                <w:bCs w:val="false"/>
+                <w:color w:val="1F2937"/>
+                <w:sz w:val="17"/>
+                <w:szCs w:val="17"/>
+              </w:rPr>
+              <w:t xml:space="preserve">chrome_web_store</w:t>
+            </w:r>
+          </w:p>
+        </w:tc>
+        <w:tc>
+          <w:tcPr>
+            <w:tcW w:type="dxa" w:w="3060"/>
+            <w:tcMar>
+              <w:top w:type="dxa" w:w="60"/>
+              <w:left w:type="dxa" w:w="100"/>
+              <w:bottom w:type="dxa" w:w="60"/>
+              <w:right w:type="dxa" w:w="100"/>
+            </w:tcMar>
+            <w:vAlign w:val="center"/>
+          </w:tcPr>
+          <w:p>
+            <w:pPr>
+              <w:spacing w:after="0"/>
+            </w:pPr>
+            <w:r>
+              <w:rPr>
+                <w:rFonts w:ascii="Calibri" w:cs="Calibri" w:eastAsia="Calibri" w:hAnsi="Calibri"/>
+                <w:b w:val="false"/>
+                <w:bCs w:val="false"/>
+                <w:color w:val="1F2937"/>
+                <w:sz w:val="16"/>
+                <w:szCs w:val="16"/>
+              </w:rPr>
+              <w:t xml:space="preserve">—</w:t>
+            </w:r>
+          </w:p>
+        </w:tc>
+      </w:tr>
+      <w:tr>
+        <w:trPr>
+          <w:cantSplit/>
+          <w:tblHeader w:val="false"/>
+        </w:trPr>
+        <w:tc>
+          <w:tcPr>
+            <w:tcW w:type="dxa" w:w="2600"/>
+            <w:tcMar>
+              <w:top w:type="dxa" w:w="60"/>
+              <w:left w:type="dxa" w:w="100"/>
+              <w:bottom w:type="dxa" w:w="60"/>
+              <w:right w:type="dxa" w:w="100"/>
+            </w:tcMar>
+            <w:vAlign w:val="center"/>
+          </w:tcPr>
+          <w:p>
+            <w:pPr>
+              <w:spacing w:after="0"/>
+            </w:pPr>
+            <w:r>
+              <w:rPr>
+                <w:rFonts w:ascii="Consolas" w:cs="Consolas" w:eastAsia="Consolas" w:hAnsi="Consolas"/>
+                <w:b w:val="false"/>
+                <w:bCs w:val="false"/>
+                <w:color w:val="1F2937"/>
+                <w:sz w:val="17"/>
+                <w:szCs w:val="17"/>
+              </w:rPr>
+              <w:t xml:space="preserve">built_in</w:t>
+            </w:r>
+          </w:p>
+        </w:tc>
+        <w:tc>
+          <w:tcPr>
+            <w:tcW w:type="dxa" w:w="1300"/>
+            <w:tcMar>
+              <w:top w:type="dxa" w:w="60"/>
+              <w:left w:type="dxa" w:w="100"/>
+              <w:bottom w:type="dxa" w:w="60"/>
+              <w:right w:type="dxa" w:w="100"/>
+            </w:tcMar>
+            <w:vAlign w:val="center"/>
+          </w:tcPr>
+          <w:p>
+            <w:pPr>
+              <w:spacing w:after="0"/>
+            </w:pPr>
+            <w:r>
+              <w:rPr>
+                <w:rFonts w:ascii="Calibri" w:cs="Calibri" w:eastAsia="Calibri" w:hAnsi="Calibri"/>
+                <w:b w:val="false"/>
+                <w:bCs w:val="false"/>
+                <w:color w:val="1F2937"/>
+                <w:sz w:val="16"/>
+                <w:szCs w:val="16"/>
+              </w:rPr>
+              <w:t xml:space="preserve">829</w:t>
+            </w:r>
+          </w:p>
+        </w:tc>
+        <w:tc>
+          <w:tcPr>
+            <w:tcW w:type="dxa" w:w="2400"/>
+            <w:tcMar>
+              <w:top w:type="dxa" w:w="60"/>
+              <w:left w:type="dxa" w:w="100"/>
+              <w:bottom w:type="dxa" w:w="60"/>
+              <w:right w:type="dxa" w:w="100"/>
+            </w:tcMar>
+            <w:vAlign w:val="center"/>
+          </w:tcPr>
+          <w:p>
+            <w:pPr>
+              <w:spacing w:after="0"/>
+            </w:pPr>
+            <w:r>
+              <w:rPr>
+                <w:rFonts w:ascii="Consolas" w:cs="Consolas" w:eastAsia="Consolas" w:hAnsi="Consolas"/>
+                <w:b w:val="false"/>
+                <w:bCs w:val="false"/>
+                <w:color w:val="1F2937"/>
+                <w:sz w:val="17"/>
+                <w:szCs w:val="17"/>
+              </w:rPr>
+              <w:t xml:space="preserve">—</w:t>
+            </w:r>
+          </w:p>
+        </w:tc>
+        <w:tc>
+          <w:tcPr>
+            <w:tcW w:type="dxa" w:w="3060"/>
+            <w:tcMar>
+              <w:top w:type="dxa" w:w="60"/>
+              <w:left w:type="dxa" w:w="100"/>
+              <w:bottom w:type="dxa" w:w="60"/>
+              <w:right w:type="dxa" w:w="100"/>
+            </w:tcMar>
+            <w:vAlign w:val="center"/>
+          </w:tcPr>
+          <w:p>
+            <w:pPr>
+              <w:spacing w:after="0"/>
+            </w:pPr>
+            <w:r>
+              <w:rPr>
+                <w:rFonts w:ascii="Calibri" w:cs="Calibri" w:eastAsia="Calibri" w:hAnsi="Calibri"/>
+                <w:b w:val="false"/>
+                <w:bCs w:val="false"/>
+                <w:color w:val="1F2937"/>
+                <w:sz w:val="16"/>
+                <w:szCs w:val="16"/>
+              </w:rPr>
+              <w:t xml:space="preserve">installation_method value in the marketplace field; treat as unknown, do not pass on</w:t>
+            </w:r>
+          </w:p>
+        </w:tc>
+      </w:tr>
+      <w:tr>
+        <w:trPr>
+          <w:cantSplit/>
+          <w:tblHeader w:val="false"/>
+        </w:trPr>
+        <w:tc>
+          <w:tcPr>
+            <w:tcW w:type="dxa" w:w="2600"/>
+            <w:tcMar>
+              <w:top w:type="dxa" w:w="60"/>
+              <w:left w:type="dxa" w:w="100"/>
+              <w:bottom w:type="dxa" w:w="60"/>
+              <w:right w:type="dxa" w:w="100"/>
+            </w:tcMar>
+            <w:vAlign w:val="center"/>
+          </w:tcPr>
+          <w:p>
+            <w:pPr>
+              <w:spacing w:after="0"/>
+            </w:pPr>
+            <w:r>
+              <w:rPr>
+                <w:rFonts w:ascii="Consolas" w:cs="Consolas" w:eastAsia="Consolas" w:hAnsi="Consolas"/>
+                <w:b w:val="false"/>
+                <w:bCs w:val="false"/>
+                <w:color w:val="1F2937"/>
+                <w:sz w:val="17"/>
+                <w:szCs w:val="17"/>
+              </w:rPr>
+              <w:t xml:space="preserve">npm</w:t>
+            </w:r>
+          </w:p>
+        </w:tc>
+        <w:tc>
+          <w:tcPr>
+            <w:tcW w:type="dxa" w:w="1300"/>
+            <w:tcMar>
+              <w:top w:type="dxa" w:w="60"/>
+              <w:left w:type="dxa" w:w="100"/>
+              <w:bottom w:type="dxa" w:w="60"/>
+              <w:right w:type="dxa" w:w="100"/>
+            </w:tcMar>
+            <w:vAlign w:val="center"/>
+          </w:tcPr>
+          <w:p>
+            <w:pPr>
+              <w:spacing w:after="0"/>
+            </w:pPr>
+            <w:r>
+              <w:rPr>
+                <w:rFonts w:ascii="Calibri" w:cs="Calibri" w:eastAsia="Calibri" w:hAnsi="Calibri"/>
+                <w:b w:val="false"/>
+                <w:bCs w:val="false"/>
+                <w:color w:val="1F2937"/>
+                <w:sz w:val="16"/>
+                <w:szCs w:val="16"/>
+              </w:rPr>
+              <w:t xml:space="preserve">775</w:t>
+            </w:r>
+          </w:p>
+        </w:tc>
+        <w:tc>
+          <w:tcPr>
+            <w:tcW w:type="dxa" w:w="2400"/>
+            <w:tcMar>
+              <w:top w:type="dxa" w:w="60"/>
+              <w:left w:type="dxa" w:w="100"/>
+              <w:bottom w:type="dxa" w:w="60"/>
+              <w:right w:type="dxa" w:w="100"/>
+            </w:tcMar>
+            <w:vAlign w:val="center"/>
+          </w:tcPr>
+          <w:p>
+            <w:pPr>
+              <w:spacing w:after="0"/>
+            </w:pPr>
+            <w:r>
+              <w:rPr>
+                <w:rFonts w:ascii="Consolas" w:cs="Consolas" w:eastAsia="Consolas" w:hAnsi="Consolas"/>
+                <w:b w:val="false"/>
+                <w:bCs w:val="false"/>
+                <w:color w:val="1F2937"/>
+                <w:sz w:val="17"/>
+                <w:szCs w:val="17"/>
+              </w:rPr>
+              <w:t xml:space="preserve">npm</w:t>
+            </w:r>
+          </w:p>
+        </w:tc>
+        <w:tc>
+          <w:tcPr>
+            <w:tcW w:type="dxa" w:w="3060"/>
+            <w:tcMar>
+              <w:top w:type="dxa" w:w="60"/>
+              <w:left w:type="dxa" w:w="100"/>
+              <w:bottom w:type="dxa" w:w="60"/>
+              <w:right w:type="dxa" w:w="100"/>
+            </w:tcMar>
+            <w:vAlign w:val="center"/>
+          </w:tcPr>
+          <w:p>
+            <w:pPr>
+              <w:spacing w:after="0"/>
+            </w:pPr>
+            <w:r>
+              <w:rPr>
+                <w:rFonts w:ascii="Calibri" w:cs="Calibri" w:eastAsia="Calibri" w:hAnsi="Calibri"/>
+                <w:b w:val="false"/>
+                <w:bCs w:val="false"/>
+                <w:color w:val="1F2937"/>
+                <w:sz w:val="16"/>
+                <w:szCs w:val="16"/>
+              </w:rPr>
+              <w:t xml:space="preserve">unchanged — spelled the same in both</w:t>
+            </w:r>
+          </w:p>
+        </w:tc>
+      </w:tr>
+      <w:tr>
+        <w:trPr>
+          <w:cantSplit/>
+          <w:tblHeader w:val="false"/>
+        </w:trPr>
+        <w:tc>
+          <w:tcPr>
+            <w:tcW w:type="dxa" w:w="2600"/>
+            <w:tcMar>
+              <w:top w:type="dxa" w:w="60"/>
+              <w:left w:type="dxa" w:w="100"/>
+              <w:bottom w:type="dxa" w:w="60"/>
+              <w:right w:type="dxa" w:w="100"/>
+            </w:tcMar>
+            <w:vAlign w:val="center"/>
+          </w:tcPr>
+          <w:p>
+            <w:pPr>
+              <w:spacing w:after="0"/>
+            </w:pPr>
+            <w:r>
+              <w:rPr>
+                <w:rFonts w:ascii="Consolas" w:cs="Consolas" w:eastAsia="Consolas" w:hAnsi="Consolas"/>
+                <w:b w:val="false"/>
+                <w:bCs w:val="false"/>
+                <w:color w:val="1F2937"/>
+                <w:sz w:val="17"/>
+                <w:szCs w:val="17"/>
+              </w:rPr>
+              <w:t xml:space="preserve">software_mac</w:t>
+            </w:r>
+          </w:p>
+        </w:tc>
+        <w:tc>
+          <w:tcPr>
+            <w:tcW w:type="dxa" w:w="1300"/>
+            <w:tcMar>
+              <w:top w:type="dxa" w:w="60"/>
+              <w:left w:type="dxa" w:w="100"/>
+              <w:bottom w:type="dxa" w:w="60"/>
+              <w:right w:type="dxa" w:w="100"/>
+            </w:tcMar>
+            <w:vAlign w:val="center"/>
+          </w:tcPr>
+          <w:p>
+            <w:pPr>
+              <w:spacing w:after="0"/>
+            </w:pPr>
+            <w:r>
+              <w:rPr>
+                <w:rFonts w:ascii="Calibri" w:cs="Calibri" w:eastAsia="Calibri" w:hAnsi="Calibri"/>
+                <w:b w:val="false"/>
+                <w:bCs w:val="false"/>
+                <w:color w:val="1F2937"/>
+                <w:sz w:val="16"/>
+                <w:szCs w:val="16"/>
+              </w:rPr>
+              <w:t xml:space="preserve">617</w:t>
+            </w:r>
+          </w:p>
+        </w:tc>
+        <w:tc>
+          <w:tcPr>
+            <w:tcW w:type="dxa" w:w="2400"/>
+            <w:tcMar>
+              <w:top w:type="dxa" w:w="60"/>
+              <w:left w:type="dxa" w:w="100"/>
+              <w:bottom w:type="dxa" w:w="60"/>
+              <w:right w:type="dxa" w:w="100"/>
+            </w:tcMar>
+            <w:vAlign w:val="center"/>
+          </w:tcPr>
+          <w:p>
+            <w:pPr>
+              <w:spacing w:after="0"/>
+            </w:pPr>
+            <w:r>
+              <w:rPr>
+                <w:rFonts w:ascii="Consolas" w:cs="Consolas" w:eastAsia="Consolas" w:hAnsi="Consolas"/>
+                <w:b w:val="false"/>
+                <w:bCs w:val="false"/>
+                <w:color w:val="1F2937"/>
+                <w:sz w:val="17"/>
+                <w:szCs w:val="17"/>
+              </w:rPr>
+              <w:t xml:space="preserve">mac</w:t>
+            </w:r>
+          </w:p>
+        </w:tc>
+        <w:tc>
+          <w:tcPr>
+            <w:tcW w:type="dxa" w:w="3060"/>
+            <w:tcMar>
+              <w:top w:type="dxa" w:w="60"/>
+              <w:left w:type="dxa" w:w="100"/>
+              <w:bottom w:type="dxa" w:w="60"/>
+              <w:right w:type="dxa" w:w="100"/>
+            </w:tcMar>
+            <w:vAlign w:val="center"/>
+          </w:tcPr>
+          <w:p>
+            <w:pPr>
+              <w:spacing w:after="0"/>
+            </w:pPr>
+            <w:r>
+              <w:rPr>
+                <w:rFonts w:ascii="Calibri" w:cs="Calibri" w:eastAsia="Calibri" w:hAnsi="Calibri"/>
+                <w:b w:val="false"/>
+                <w:bCs w:val="false"/>
+                <w:color w:val="1F2937"/>
+                <w:sz w:val="16"/>
+                <w:szCs w:val="16"/>
+              </w:rPr>
+              <w:t xml:space="preserve">—</w:t>
+            </w:r>
+          </w:p>
+        </w:tc>
+      </w:tr>
+      <w:tr>
+        <w:trPr>
+          <w:cantSplit/>
+          <w:tblHeader w:val="false"/>
+        </w:trPr>
+        <w:tc>
+          <w:tcPr>
+            <w:tcW w:type="dxa" w:w="2600"/>
+            <w:tcMar>
+              <w:top w:type="dxa" w:w="60"/>
+              <w:left w:type="dxa" w:w="100"/>
+              <w:bottom w:type="dxa" w:w="60"/>
+              <w:right w:type="dxa" w:w="100"/>
+            </w:tcMar>
+            <w:vAlign w:val="center"/>
+          </w:tcPr>
+          <w:p>
+            <w:pPr>
+              <w:spacing w:after="0"/>
+            </w:pPr>
+            <w:r>
+              <w:rPr>
+                <w:rFonts w:ascii="Consolas" w:cs="Consolas" w:eastAsia="Consolas" w:hAnsi="Consolas"/>
+                <w:b w:val="false"/>
+                <w:bCs w:val="false"/>
+                <w:color w:val="1F2937"/>
+                <w:sz w:val="17"/>
+                <w:szCs w:val="17"/>
+              </w:rPr>
+              <w:t xml:space="preserve">homebrew</w:t>
+            </w:r>
+          </w:p>
+        </w:tc>
+        <w:tc>
+          <w:tcPr>
+            <w:tcW w:type="dxa" w:w="1300"/>
+            <w:tcMar>
+              <w:top w:type="dxa" w:w="60"/>
+              <w:left w:type="dxa" w:w="100"/>
+              <w:bottom w:type="dxa" w:w="60"/>
+              <w:right w:type="dxa" w:w="100"/>
+            </w:tcMar>
+            <w:vAlign w:val="center"/>
+          </w:tcPr>
+          <w:p>
+            <w:pPr>
+              <w:spacing w:after="0"/>
+            </w:pPr>
+            <w:r>
+              <w:rPr>
+                <w:rFonts w:ascii="Calibri" w:cs="Calibri" w:eastAsia="Calibri" w:hAnsi="Calibri"/>
+                <w:b w:val="false"/>
+                <w:bCs w:val="false"/>
+                <w:color w:val="1F2937"/>
+                <w:sz w:val="16"/>
+                <w:szCs w:val="16"/>
+              </w:rPr>
+              <w:t xml:space="preserve">231</w:t>
+            </w:r>
+          </w:p>
+        </w:tc>
+        <w:tc>
+          <w:tcPr>
+            <w:tcW w:type="dxa" w:w="2400"/>
+            <w:tcMar>
+              <w:top w:type="dxa" w:w="60"/>
+              <w:left w:type="dxa" w:w="100"/>
+              <w:bottom w:type="dxa" w:w="60"/>
+              <w:right w:type="dxa" w:w="100"/>
+            </w:tcMar>
+            <w:vAlign w:val="center"/>
+          </w:tcPr>
+          <w:p>
+            <w:pPr>
+              <w:spacing w:after="0"/>
+            </w:pPr>
+            <w:r>
+              <w:rPr>
+                <w:rFonts w:ascii="Consolas" w:cs="Consolas" w:eastAsia="Consolas" w:hAnsi="Consolas"/>
+                <w:b w:val="false"/>
+                <w:bCs w:val="false"/>
+                <w:color w:val="1F2937"/>
+                <w:sz w:val="17"/>
+                <w:szCs w:val="17"/>
+              </w:rPr>
+              <w:t xml:space="preserve">homebrew</w:t>
+            </w:r>
+          </w:p>
+        </w:tc>
+        <w:tc>
+          <w:tcPr>
+            <w:tcW w:type="dxa" w:w="3060"/>
+            <w:tcMar>
+              <w:top w:type="dxa" w:w="60"/>
+              <w:left w:type="dxa" w:w="100"/>
+              <w:bottom w:type="dxa" w:w="60"/>
+              <w:right w:type="dxa" w:w="100"/>
+            </w:tcMar>
+            <w:vAlign w:val="center"/>
+          </w:tcPr>
+          <w:p>
+            <w:pPr>
+              <w:spacing w:after="0"/>
+            </w:pPr>
+            <w:r>
+              <w:rPr>
+                <w:rFonts w:ascii="Calibri" w:cs="Calibri" w:eastAsia="Calibri" w:hAnsi="Calibri"/>
+                <w:b w:val="false"/>
+                <w:bCs w:val="false"/>
+                <w:color w:val="1F2937"/>
+                <w:sz w:val="16"/>
+                <w:szCs w:val="16"/>
+              </w:rPr>
+              <w:t xml:space="preserve">—</w:t>
+            </w:r>
+          </w:p>
+        </w:tc>
+      </w:tr>
+      <w:tr>
+        <w:trPr>
+          <w:cantSplit/>
+          <w:tblHeader w:val="false"/>
+        </w:trPr>
+        <w:tc>
+          <w:tcPr>
+            <w:tcW w:type="dxa" w:w="2600"/>
+            <w:tcMar>
+              <w:top w:type="dxa" w:w="60"/>
+              <w:left w:type="dxa" w:w="100"/>
+              <w:bottom w:type="dxa" w:w="60"/>
+              <w:right w:type="dxa" w:w="100"/>
+            </w:tcMar>
+            <w:vAlign w:val="center"/>
+          </w:tcPr>
+          <w:p>
+            <w:pPr>
+              <w:spacing w:after="0"/>
+            </w:pPr>
+            <w:r>
+              <w:rPr>
+                <w:rFonts w:ascii="Consolas" w:cs="Consolas" w:eastAsia="Consolas" w:hAnsi="Consolas"/>
+                <w:b w:val="false"/>
+                <w:bCs w:val="false"/>
+                <w:color w:val="1F2937"/>
+                <w:sz w:val="17"/>
+                <w:szCs w:val="17"/>
+              </w:rPr>
+              <w:t xml:space="preserve">vsc</w:t>
+            </w:r>
+          </w:p>
+        </w:tc>
+        <w:tc>
+          <w:tcPr>
+            <w:tcW w:type="dxa" w:w="1300"/>
+            <w:tcMar>
+              <w:top w:type="dxa" w:w="60"/>
+              <w:left w:type="dxa" w:w="100"/>
+              <w:bottom w:type="dxa" w:w="60"/>
+              <w:right w:type="dxa" w:w="100"/>
+            </w:tcMar>
+            <w:vAlign w:val="center"/>
+          </w:tcPr>
+          <w:p>
+            <w:pPr>
+              <w:spacing w:after="0"/>
+            </w:pPr>
+            <w:r>
+              <w:rPr>
+                <w:rFonts w:ascii="Calibri" w:cs="Calibri" w:eastAsia="Calibri" w:hAnsi="Calibri"/>
+                <w:b w:val="false"/>
+                <w:bCs w:val="false"/>
+                <w:color w:val="1F2937"/>
+                <w:sz w:val="16"/>
+                <w:szCs w:val="16"/>
+              </w:rPr>
+              <w:t xml:space="preserve">175</w:t>
+            </w:r>
+          </w:p>
+        </w:tc>
+        <w:tc>
+          <w:tcPr>
+            <w:tcW w:type="dxa" w:w="2400"/>
+            <w:tcMar>
+              <w:top w:type="dxa" w:w="60"/>
+              <w:left w:type="dxa" w:w="100"/>
+              <w:bottom w:type="dxa" w:w="60"/>
+              <w:right w:type="dxa" w:w="100"/>
+            </w:tcMar>
+            <w:vAlign w:val="center"/>
+          </w:tcPr>
+          <w:p>
+            <w:pPr>
+              <w:spacing w:after="0"/>
+            </w:pPr>
+            <w:r>
+              <w:rPr>
+                <w:rFonts w:ascii="Consolas" w:cs="Consolas" w:eastAsia="Consolas" w:hAnsi="Consolas"/>
+                <w:b w:val="false"/>
+                <w:bCs w:val="false"/>
+                <w:color w:val="1F2937"/>
+                <w:sz w:val="17"/>
+                <w:szCs w:val="17"/>
+              </w:rPr>
+              <w:t xml:space="preserve">vscode</w:t>
+            </w:r>
+          </w:p>
+        </w:tc>
+        <w:tc>
+          <w:tcPr>
+            <w:tcW w:type="dxa" w:w="3060"/>
+            <w:tcMar>
+              <w:top w:type="dxa" w:w="60"/>
+              <w:left w:type="dxa" w:w="100"/>
+              <w:bottom w:type="dxa" w:w="60"/>
+              <w:right w:type="dxa" w:w="100"/>
+            </w:tcMar>
+            <w:vAlign w:val="center"/>
+          </w:tcPr>
+          <w:p>
+            <w:pPr>
+              <w:spacing w:after="0"/>
+            </w:pPr>
+            <w:r>
+              <w:rPr>
+                <w:rFonts w:ascii="Calibri" w:cs="Calibri" w:eastAsia="Calibri" w:hAnsi="Calibri"/>
+                <w:b w:val="false"/>
+                <w:bCs w:val="false"/>
+                <w:color w:val="1F2937"/>
+                <w:sz w:val="16"/>
+                <w:szCs w:val="16"/>
+              </w:rPr>
+              <w:t xml:space="preserve">—</w:t>
+            </w:r>
+          </w:p>
+        </w:tc>
+      </w:tr>
+      <w:tr>
+        <w:trPr>
+          <w:cantSplit/>
+          <w:tblHeader w:val="false"/>
+        </w:trPr>
+        <w:tc>
+          <w:tcPr>
+            <w:tcW w:type="dxa" w:w="2600"/>
+            <w:tcMar>
+              <w:top w:type="dxa" w:w="60"/>
+              <w:left w:type="dxa" w:w="100"/>
+              <w:bottom w:type="dxa" w:w="60"/>
+              <w:right w:type="dxa" w:w="100"/>
+            </w:tcMar>
+            <w:vAlign w:val="center"/>
+          </w:tcPr>
+          <w:p>
+            <w:pPr>
+              <w:spacing w:after="0"/>
+            </w:pPr>
+            <w:r>
+              <w:rPr>
+                <w:rFonts w:ascii="Consolas" w:cs="Consolas" w:eastAsia="Consolas" w:hAnsi="Consolas"/>
+                <w:b w:val="false"/>
+                <w:bCs w:val="false"/>
+                <w:color w:val="1F2937"/>
+                <w:sz w:val="17"/>
+                <w:szCs w:val="17"/>
+              </w:rPr>
+              <w:t xml:space="preserve">chocolatey</w:t>
+            </w:r>
+          </w:p>
+        </w:tc>
+        <w:tc>
+          <w:tcPr>
+            <w:tcW w:type="dxa" w:w="1300"/>
+            <w:tcMar>
+              <w:top w:type="dxa" w:w="60"/>
+              <w:left w:type="dxa" w:w="100"/>
+              <w:bottom w:type="dxa" w:w="60"/>
+              <w:right w:type="dxa" w:w="100"/>
+            </w:tcMar>
+            <w:vAlign w:val="center"/>
+          </w:tcPr>
+          <w:p>
+            <w:pPr>
+              <w:spacing w:after="0"/>
+            </w:pPr>
+            <w:r>
+              <w:rPr>
+                <w:rFonts w:ascii="Calibri" w:cs="Calibri" w:eastAsia="Calibri" w:hAnsi="Calibri"/>
+                <w:b w:val="false"/>
+                <w:bCs w:val="false"/>
+                <w:color w:val="1F2937"/>
+                <w:sz w:val="16"/>
+                <w:szCs w:val="16"/>
+              </w:rPr>
+              <w:t xml:space="preserve">91</w:t>
+            </w:r>
+          </w:p>
+        </w:tc>
+        <w:tc>
+          <w:tcPr>
+            <w:tcW w:type="dxa" w:w="2400"/>
+            <w:tcMar>
+              <w:top w:type="dxa" w:w="60"/>
+              <w:left w:type="dxa" w:w="100"/>
+              <w:bottom w:type="dxa" w:w="60"/>
+              <w:right w:type="dxa" w:w="100"/>
+            </w:tcMar>
+            <w:vAlign w:val="center"/>
+          </w:tcPr>
+          <w:p>
+            <w:pPr>
+              <w:spacing w:after="0"/>
+            </w:pPr>
+            <w:r>
+              <w:rPr>
+                <w:rFonts w:ascii="Consolas" w:cs="Consolas" w:eastAsia="Consolas" w:hAnsi="Consolas"/>
+                <w:b w:val="false"/>
+                <w:bCs w:val="false"/>
+                <w:color w:val="1F2937"/>
+                <w:sz w:val="17"/>
+                <w:szCs w:val="17"/>
+              </w:rPr>
+              <w:t xml:space="preserve">chocolatey</w:t>
+            </w:r>
+          </w:p>
+        </w:tc>
+        <w:tc>
+          <w:tcPr>
+            <w:tcW w:type="dxa" w:w="3060"/>
+            <w:tcMar>
+              <w:top w:type="dxa" w:w="60"/>
+              <w:left w:type="dxa" w:w="100"/>
+              <w:bottom w:type="dxa" w:w="60"/>
+              <w:right w:type="dxa" w:w="100"/>
+            </w:tcMar>
+            <w:vAlign w:val="center"/>
+          </w:tcPr>
+          <w:p>
+            <w:pPr>
+              <w:spacing w:after="0"/>
+            </w:pPr>
+            <w:r>
+              <w:rPr>
+                <w:rFonts w:ascii="Calibri" w:cs="Calibri" w:eastAsia="Calibri" w:hAnsi="Calibri"/>
+                <w:b w:val="false"/>
+                <w:bCs w:val="false"/>
+                <w:color w:val="1F2937"/>
+                <w:sz w:val="16"/>
+                <w:szCs w:val="16"/>
+              </w:rPr>
+              <w:t xml:space="preserve">—</w:t>
+            </w:r>
+          </w:p>
+        </w:tc>
+      </w:tr>
+      <w:tr>
+        <w:trPr>
+          <w:cantSplit/>
+          <w:tblHeader w:val="false"/>
+        </w:trPr>
+        <w:tc>
+          <w:tcPr>
+            <w:tcW w:type="dxa" w:w="2600"/>
+            <w:tcMar>
+              <w:top w:type="dxa" w:w="60"/>
+              <w:left w:type="dxa" w:w="100"/>
+              <w:bottom w:type="dxa" w:w="60"/>
+              <w:right w:type="dxa" w:w="100"/>
+            </w:tcMar>
+            <w:vAlign w:val="center"/>
+          </w:tcPr>
+          <w:p>
+            <w:pPr>
+              <w:spacing w:after="0"/>
+            </w:pPr>
+            <w:r>
+              <w:rPr>
+                <w:rFonts w:ascii="Consolas" w:cs="Consolas" w:eastAsia="Consolas" w:hAnsi="Consolas"/>
+                <w:b w:val="false"/>
+                <w:bCs w:val="false"/>
+                <w:color w:val="1F2937"/>
+                <w:sz w:val="17"/>
+                <w:szCs w:val="17"/>
+              </w:rPr>
+              <w:t xml:space="preserve">cursor</w:t>
+            </w:r>
+          </w:p>
+        </w:tc>
+        <w:tc>
+          <w:tcPr>
+            <w:tcW w:type="dxa" w:w="1300"/>
+            <w:tcMar>
+              <w:top w:type="dxa" w:w="60"/>
+              <w:left w:type="dxa" w:w="100"/>
+              <w:bottom w:type="dxa" w:w="60"/>
+              <w:right w:type="dxa" w:w="100"/>
+            </w:tcMar>
+            <w:vAlign w:val="center"/>
+          </w:tcPr>
+          <w:p>
+            <w:pPr>
+              <w:spacing w:after="0"/>
+            </w:pPr>
+            <w:r>
+              <w:rPr>
+                <w:rFonts w:ascii="Calibri" w:cs="Calibri" w:eastAsia="Calibri" w:hAnsi="Calibri"/>
+                <w:b w:val="false"/>
+                <w:bCs w:val="false"/>
+                <w:color w:val="1F2937"/>
+                <w:sz w:val="16"/>
+                <w:szCs w:val="16"/>
+              </w:rPr>
+              <w:t xml:space="preserve">88</w:t>
+            </w:r>
+          </w:p>
+        </w:tc>
+        <w:tc>
+          <w:tcPr>
+            <w:tcW w:type="dxa" w:w="2400"/>
+            <w:tcMar>
+              <w:top w:type="dxa" w:w="60"/>
+              <w:left w:type="dxa" w:w="100"/>
+              <w:bottom w:type="dxa" w:w="60"/>
+              <w:right w:type="dxa" w:w="100"/>
+            </w:tcMar>
+            <w:vAlign w:val="center"/>
+          </w:tcPr>
+          <w:p>
+            <w:pPr>
+              <w:spacing w:after="0"/>
+            </w:pPr>
+            <w:r>
+              <w:rPr>
+                <w:rFonts w:ascii="Consolas" w:cs="Consolas" w:eastAsia="Consolas" w:hAnsi="Consolas"/>
+                <w:b w:val="false"/>
+                <w:bCs w:val="false"/>
+                <w:color w:val="1F2937"/>
+                <w:sz w:val="17"/>
+                <w:szCs w:val="17"/>
+              </w:rPr>
+              <w:t xml:space="preserve">cursor</w:t>
+            </w:r>
+          </w:p>
+        </w:tc>
+        <w:tc>
+          <w:tcPr>
+            <w:tcW w:type="dxa" w:w="3060"/>
+            <w:tcMar>
+              <w:top w:type="dxa" w:w="60"/>
+              <w:left w:type="dxa" w:w="100"/>
+              <w:bottom w:type="dxa" w:w="60"/>
+              <w:right w:type="dxa" w:w="100"/>
+            </w:tcMar>
+            <w:vAlign w:val="center"/>
+          </w:tcPr>
+          <w:p>
+            <w:pPr>
+              <w:spacing w:after="0"/>
+            </w:pPr>
+            <w:r>
+              <w:rPr>
+                <w:rFonts w:ascii="Calibri" w:cs="Calibri" w:eastAsia="Calibri" w:hAnsi="Calibri"/>
+                <w:b w:val="false"/>
+                <w:bCs w:val="false"/>
+                <w:color w:val="1F2937"/>
+                <w:sz w:val="16"/>
+                <w:szCs w:val="16"/>
+              </w:rPr>
+              <w:t xml:space="preserve">—</w:t>
+            </w:r>
+          </w:p>
+        </w:tc>
+      </w:tr>
+      <w:tr>
+        <w:trPr>
+          <w:cantSplit/>
+          <w:tblHeader w:val="false"/>
+        </w:trPr>
+        <w:tc>
+          <w:tcPr>
+            <w:tcW w:type="dxa" w:w="2600"/>
+            <w:tcMar>
+              <w:top w:type="dxa" w:w="60"/>
+              <w:left w:type="dxa" w:w="100"/>
+              <w:bottom w:type="dxa" w:w="60"/>
+              <w:right w:type="dxa" w:w="100"/>
+            </w:tcMar>
+            <w:vAlign w:val="center"/>
+          </w:tcPr>
+          <w:p>
+            <w:pPr>
+              <w:spacing w:after="0"/>
+            </w:pPr>
+            <w:r>
+              <w:rPr>
+                <w:rFonts w:ascii="Consolas" w:cs="Consolas" w:eastAsia="Consolas" w:hAnsi="Consolas"/>
+                <w:b w:val="false"/>
+                <w:bCs w:val="false"/>
+                <w:color w:val="1F2937"/>
+                <w:sz w:val="17"/>
+                <w:szCs w:val="17"/>
+              </w:rPr>
+              <w:t xml:space="preserve">github</w:t>
+            </w:r>
+          </w:p>
+        </w:tc>
+        <w:tc>
+          <w:tcPr>
+            <w:tcW w:type="dxa" w:w="1300"/>
+            <w:tcMar>
+              <w:top w:type="dxa" w:w="60"/>
+              <w:left w:type="dxa" w:w="100"/>
+              <w:bottom w:type="dxa" w:w="60"/>
+              <w:right w:type="dxa" w:w="100"/>
+            </w:tcMar>
+            <w:vAlign w:val="center"/>
+          </w:tcPr>
+          <w:p>
+            <w:pPr>
+              <w:spacing w:after="0"/>
+            </w:pPr>
+            <w:r>
+              <w:rPr>
+                <w:rFonts w:ascii="Calibri" w:cs="Calibri" w:eastAsia="Calibri" w:hAnsi="Calibri"/>
+                <w:b w:val="false"/>
+                <w:bCs w:val="false"/>
+                <w:color w:val="1F2937"/>
+                <w:sz w:val="16"/>
+                <w:szCs w:val="16"/>
+              </w:rPr>
+              <w:t xml:space="preserve">65</w:t>
+            </w:r>
+          </w:p>
+        </w:tc>
+        <w:tc>
+          <w:tcPr>
+            <w:tcW w:type="dxa" w:w="2400"/>
+            <w:tcMar>
+              <w:top w:type="dxa" w:w="60"/>
+              <w:left w:type="dxa" w:w="100"/>
+              <w:bottom w:type="dxa" w:w="60"/>
+              <w:right w:type="dxa" w:w="100"/>
+            </w:tcMar>
+            <w:vAlign w:val="center"/>
+          </w:tcPr>
+          <w:p>
+            <w:pPr>
+              <w:spacing w:after="0"/>
+            </w:pPr>
+            <w:r>
+              <w:rPr>
+                <w:rFonts w:ascii="Consolas" w:cs="Consolas" w:eastAsia="Consolas" w:hAnsi="Consolas"/>
+                <w:b w:val="false"/>
+                <w:bCs w:val="false"/>
+                <w:color w:val="1F2937"/>
+                <w:sz w:val="17"/>
+                <w:szCs w:val="17"/>
+              </w:rPr>
+              <w:t xml:space="preserve">github_mcp_registry</w:t>
+            </w:r>
+          </w:p>
+        </w:tc>
+        <w:tc>
+          <w:tcPr>
+            <w:tcW w:type="dxa" w:w="3060"/>
+            <w:tcMar>
+              <w:top w:type="dxa" w:w="60"/>
+              <w:left w:type="dxa" w:w="100"/>
+              <w:bottom w:type="dxa" w:w="60"/>
+              <w:right w:type="dxa" w:w="100"/>
+            </w:tcMar>
+            <w:vAlign w:val="center"/>
+          </w:tcPr>
+          <w:p>
+            <w:pPr>
+              <w:spacing w:after="0"/>
+            </w:pPr>
+            <w:r>
+              <w:rPr>
+                <w:rFonts w:ascii="Calibri" w:cs="Calibri" w:eastAsia="Calibri" w:hAnsi="Calibri"/>
+                <w:b w:val="false"/>
+                <w:bCs w:val="false"/>
+                <w:color w:val="1F2937"/>
+                <w:sz w:val="16"/>
+                <w:szCs w:val="16"/>
+              </w:rPr>
+              <w:t xml:space="preserve">—</w:t>
+            </w:r>
+          </w:p>
+        </w:tc>
+      </w:tr>
+      <w:tr>
+        <w:trPr>
+          <w:cantSplit/>
+          <w:tblHeader w:val="false"/>
+        </w:trPr>
+        <w:tc>
+          <w:tcPr>
+            <w:tcW w:type="dxa" w:w="2600"/>
+            <w:tcMar>
+              <w:top w:type="dxa" w:w="60"/>
+              <w:left w:type="dxa" w:w="100"/>
+              <w:bottom w:type="dxa" w:w="60"/>
+              <w:right w:type="dxa" w:w="100"/>
+            </w:tcMar>
+            <w:vAlign w:val="center"/>
+          </w:tcPr>
+          <w:p>
+            <w:pPr>
+              <w:spacing w:after="0"/>
+            </w:pPr>
+            <w:r>
+              <w:rPr>
+                <w:rFonts w:ascii="Consolas" w:cs="Consolas" w:eastAsia="Consolas" w:hAnsi="Consolas"/>
+                <w:b w:val="false"/>
+                <w:bCs w:val="false"/>
+                <w:color w:val="1F2937"/>
+                <w:sz w:val="17"/>
+                <w:szCs w:val="17"/>
+              </w:rPr>
+              <w:t xml:space="preserve">edge</w:t>
+            </w:r>
+          </w:p>
+        </w:tc>
+        <w:tc>
+          <w:tcPr>
+            <w:tcW w:type="dxa" w:w="1300"/>
+            <w:tcMar>
+              <w:top w:type="dxa" w:w="60"/>
+              <w:left w:type="dxa" w:w="100"/>
+              <w:bottom w:type="dxa" w:w="60"/>
+              <w:right w:type="dxa" w:w="100"/>
+            </w:tcMar>
+            <w:vAlign w:val="center"/>
+          </w:tcPr>
+          <w:p>
+            <w:pPr>
+              <w:spacing w:after="0"/>
+            </w:pPr>
+            <w:r>
+              <w:rPr>
+                <w:rFonts w:ascii="Calibri" w:cs="Calibri" w:eastAsia="Calibri" w:hAnsi="Calibri"/>
+                <w:b w:val="false"/>
+                <w:bCs w:val="false"/>
+                <w:color w:val="1F2937"/>
+                <w:sz w:val="16"/>
+                <w:szCs w:val="16"/>
+              </w:rPr>
+              <w:t xml:space="preserve">48</w:t>
+            </w:r>
+          </w:p>
+        </w:tc>
+        <w:tc>
+          <w:tcPr>
+            <w:tcW w:type="dxa" w:w="2400"/>
+            <w:tcMar>
+              <w:top w:type="dxa" w:w="60"/>
+              <w:left w:type="dxa" w:w="100"/>
+              <w:bottom w:type="dxa" w:w="60"/>
+              <w:right w:type="dxa" w:w="100"/>
+            </w:tcMar>
+            <w:vAlign w:val="center"/>
+          </w:tcPr>
+          <w:p>
+            <w:pPr>
+              <w:spacing w:after="0"/>
+            </w:pPr>
+            <w:r>
+              <w:rPr>
+                <w:rFonts w:ascii="Consolas" w:cs="Consolas" w:eastAsia="Consolas" w:hAnsi="Consolas"/>
+                <w:b w:val="false"/>
+                <w:bCs w:val="false"/>
+                <w:color w:val="1F2937"/>
+                <w:sz w:val="17"/>
+                <w:szCs w:val="17"/>
+              </w:rPr>
+              <w:t xml:space="preserve">edge_add_ons</w:t>
+            </w:r>
+          </w:p>
+        </w:tc>
+        <w:tc>
+          <w:tcPr>
+            <w:tcW w:type="dxa" w:w="3060"/>
+            <w:tcMar>
+              <w:top w:type="dxa" w:w="60"/>
+              <w:left w:type="dxa" w:w="100"/>
+              <w:bottom w:type="dxa" w:w="60"/>
+              <w:right w:type="dxa" w:w="100"/>
+            </w:tcMar>
+            <w:vAlign w:val="center"/>
+          </w:tcPr>
+          <w:p>
+            <w:pPr>
+              <w:spacing w:after="0"/>
+            </w:pPr>
+            <w:r>
+              <w:rPr>
+                <w:rFonts w:ascii="Calibri" w:cs="Calibri" w:eastAsia="Calibri" w:hAnsi="Calibri"/>
+                <w:b w:val="false"/>
+                <w:bCs w:val="false"/>
+                <w:color w:val="1F2937"/>
+                <w:sz w:val="16"/>
+                <w:szCs w:val="16"/>
+              </w:rPr>
+              <w:t xml:space="preserve">—</w:t>
+            </w:r>
+          </w:p>
+        </w:tc>
+      </w:tr>
+      <w:tr>
+        <w:trPr>
+          <w:cantSplit/>
+          <w:tblHeader w:val="false"/>
+        </w:trPr>
+        <w:tc>
+          <w:tcPr>
+            <w:tcW w:type="dxa" w:w="2600"/>
+            <w:tcMar>
+              <w:top w:type="dxa" w:w="60"/>
+              <w:left w:type="dxa" w:w="100"/>
+              <w:bottom w:type="dxa" w:w="60"/>
+              <w:right w:type="dxa" w:w="100"/>
+            </w:tcMar>
+            <w:vAlign w:val="center"/>
+          </w:tcPr>
+          <w:p>
+            <w:pPr>
+              <w:spacing w:after="0"/>
+            </w:pPr>
+            <w:r>
+              <w:rPr>
+                <w:rFonts w:ascii="Consolas" w:cs="Consolas" w:eastAsia="Consolas" w:hAnsi="Consolas"/>
+                <w:b w:val="false"/>
+                <w:bCs w:val="false"/>
+                <w:color w:val="1F2937"/>
+                <w:sz w:val="17"/>
+                <w:szCs w:val="17"/>
+              </w:rPr>
+              <w:t xml:space="preserve">firefox</w:t>
+            </w:r>
+          </w:p>
+        </w:tc>
+        <w:tc>
+          <w:tcPr>
+            <w:tcW w:type="dxa" w:w="1300"/>
+            <w:tcMar>
+              <w:top w:type="dxa" w:w="60"/>
+              <w:left w:type="dxa" w:w="100"/>
+              <w:bottom w:type="dxa" w:w="60"/>
+              <w:right w:type="dxa" w:w="100"/>
+            </w:tcMar>
+            <w:vAlign w:val="center"/>
+          </w:tcPr>
+          <w:p>
+            <w:pPr>
+              <w:spacing w:after="0"/>
+            </w:pPr>
+            <w:r>
+              <w:rPr>
+                <w:rFonts w:ascii="Calibri" w:cs="Calibri" w:eastAsia="Calibri" w:hAnsi="Calibri"/>
+                <w:b w:val="false"/>
+                <w:bCs w:val="false"/>
+                <w:color w:val="1F2937"/>
+                <w:sz w:val="16"/>
+                <w:szCs w:val="16"/>
+              </w:rPr>
+              <w:t xml:space="preserve">19</w:t>
+            </w:r>
+          </w:p>
+        </w:tc>
+        <w:tc>
+          <w:tcPr>
+            <w:tcW w:type="dxa" w:w="2400"/>
+            <w:tcMar>
+              <w:top w:type="dxa" w:w="60"/>
+              <w:left w:type="dxa" w:w="100"/>
+              <w:bottom w:type="dxa" w:w="60"/>
+              <w:right w:type="dxa" w:w="100"/>
+            </w:tcMar>
+            <w:vAlign w:val="center"/>
+          </w:tcPr>
+          <w:p>
+            <w:pPr>
+              <w:spacing w:after="0"/>
+            </w:pPr>
+            <w:r>
+              <w:rPr>
+                <w:rFonts w:ascii="Consolas" w:cs="Consolas" w:eastAsia="Consolas" w:hAnsi="Consolas"/>
+                <w:b w:val="false"/>
+                <w:bCs w:val="false"/>
+                <w:color w:val="1F2937"/>
+                <w:sz w:val="17"/>
+                <w:szCs w:val="17"/>
+              </w:rPr>
+              <w:t xml:space="preserve">firefox_add_ons</w:t>
+            </w:r>
+          </w:p>
+        </w:tc>
+        <w:tc>
+          <w:tcPr>
+            <w:tcW w:type="dxa" w:w="3060"/>
+            <w:tcMar>
+              <w:top w:type="dxa" w:w="60"/>
+              <w:left w:type="dxa" w:w="100"/>
+              <w:bottom w:type="dxa" w:w="60"/>
+              <w:right w:type="dxa" w:w="100"/>
+            </w:tcMar>
+            <w:vAlign w:val="center"/>
+          </w:tcPr>
+          <w:p>
+            <w:pPr>
+              <w:spacing w:after="0"/>
+            </w:pPr>
+            <w:r>
+              <w:rPr>
+                <w:rFonts w:ascii="Calibri" w:cs="Calibri" w:eastAsia="Calibri" w:hAnsi="Calibri"/>
+                <w:b w:val="false"/>
+                <w:bCs w:val="false"/>
+                <w:color w:val="1F2937"/>
+                <w:sz w:val="16"/>
+                <w:szCs w:val="16"/>
+              </w:rPr>
+              <w:t xml:space="preserve">—</w:t>
+            </w:r>
+          </w:p>
+        </w:tc>
+      </w:tr>
+      <w:tr>
+        <w:trPr>
+          <w:cantSplit/>
+          <w:tblHeader w:val="false"/>
+        </w:trPr>
+        <w:tc>
+          <w:tcPr>
+            <w:tcW w:type="dxa" w:w="2600"/>
+            <w:tcMar>
+              <w:top w:type="dxa" w:w="60"/>
+              <w:left w:type="dxa" w:w="100"/>
+              <w:bottom w:type="dxa" w:w="60"/>
+              <w:right w:type="dxa" w:w="100"/>
+            </w:tcMar>
+            <w:vAlign w:val="center"/>
+          </w:tcPr>
+          <w:p>
+            <w:pPr>
+              <w:spacing w:after="0"/>
+            </w:pPr>
+            <w:r>
+              <w:rPr>
+                <w:rFonts w:ascii="Consolas" w:cs="Consolas" w:eastAsia="Consolas" w:hAnsi="Consolas"/>
+                <w:b w:val="false"/>
+                <w:bCs w:val="false"/>
+                <w:color w:val="1F2937"/>
+                <w:sz w:val="17"/>
+                <w:szCs w:val="17"/>
+              </w:rPr>
+              <w:t xml:space="preserve">docker</w:t>
+            </w:r>
+          </w:p>
+        </w:tc>
+        <w:tc>
+          <w:tcPr>
+            <w:tcW w:type="dxa" w:w="1300"/>
+            <w:tcMar>
+              <w:top w:type="dxa" w:w="60"/>
+              <w:left w:type="dxa" w:w="100"/>
+              <w:bottom w:type="dxa" w:w="60"/>
+              <w:right w:type="dxa" w:w="100"/>
+            </w:tcMar>
+            <w:vAlign w:val="center"/>
+          </w:tcPr>
+          <w:p>
+            <w:pPr>
+              <w:spacing w:after="0"/>
+            </w:pPr>
+            <w:r>
+              <w:rPr>
+                <w:rFonts w:ascii="Calibri" w:cs="Calibri" w:eastAsia="Calibri" w:hAnsi="Calibri"/>
+                <w:b w:val="false"/>
+                <w:bCs w:val="false"/>
+                <w:color w:val="1F2937"/>
+                <w:sz w:val="16"/>
+                <w:szCs w:val="16"/>
+              </w:rPr>
+              <w:t xml:space="preserve">15</w:t>
+            </w:r>
+          </w:p>
+        </w:tc>
+        <w:tc>
+          <w:tcPr>
+            <w:tcW w:type="dxa" w:w="2400"/>
+            <w:tcMar>
+              <w:top w:type="dxa" w:w="60"/>
+              <w:left w:type="dxa" w:w="100"/>
+              <w:bottom w:type="dxa" w:w="60"/>
+              <w:right w:type="dxa" w:w="100"/>
+            </w:tcMar>
+            <w:vAlign w:val="center"/>
+          </w:tcPr>
+          <w:p>
+            <w:pPr>
+              <w:spacing w:after="0"/>
+            </w:pPr>
+            <w:r>
+              <w:rPr>
+                <w:rFonts w:ascii="Consolas" w:cs="Consolas" w:eastAsia="Consolas" w:hAnsi="Consolas"/>
+                <w:b w:val="false"/>
+                <w:bCs w:val="false"/>
+                <w:color w:val="1F2937"/>
+                <w:sz w:val="17"/>
+                <w:szCs w:val="17"/>
+              </w:rPr>
+              <w:t xml:space="preserve">docker</w:t>
+            </w:r>
+          </w:p>
+        </w:tc>
+        <w:tc>
+          <w:tcPr>
+            <w:tcW w:type="dxa" w:w="3060"/>
+            <w:tcMar>
+              <w:top w:type="dxa" w:w="60"/>
+              <w:left w:type="dxa" w:w="100"/>
+              <w:bottom w:type="dxa" w:w="60"/>
+              <w:right w:type="dxa" w:w="100"/>
+            </w:tcMar>
+            <w:vAlign w:val="center"/>
+          </w:tcPr>
+          <w:p>
+            <w:pPr>
+              <w:spacing w:after="0"/>
+            </w:pPr>
+            <w:r>
+              <w:rPr>
+                <w:rFonts w:ascii="Calibri" w:cs="Calibri" w:eastAsia="Calibri" w:hAnsi="Calibri"/>
+                <w:b w:val="false"/>
+                <w:bCs w:val="false"/>
+                <w:color w:val="1F2937"/>
+                <w:sz w:val="16"/>
+                <w:szCs w:val="16"/>
+              </w:rPr>
+              <w:t xml:space="preserve">—</w:t>
+            </w:r>
+          </w:p>
+        </w:tc>
+      </w:tr>
+      <w:tr>
+        <w:trPr>
+          <w:cantSplit/>
+          <w:tblHeader w:val="false"/>
+        </w:trPr>
+        <w:tc>
+          <w:tcPr>
+            <w:tcW w:type="dxa" w:w="2600"/>
+            <w:tcMar>
+              <w:top w:type="dxa" w:w="60"/>
+              <w:left w:type="dxa" w:w="100"/>
+              <w:bottom w:type="dxa" w:w="60"/>
+              <w:right w:type="dxa" w:w="100"/>
+            </w:tcMar>
+            <w:vAlign w:val="center"/>
+          </w:tcPr>
+          <w:p>
+            <w:pPr>
+              <w:spacing w:after="0"/>
+            </w:pPr>
+            <w:r>
+              <w:rPr>
+                <w:rFonts w:ascii="Consolas" w:cs="Consolas" w:eastAsia="Consolas" w:hAnsi="Consolas"/>
+                <w:b w:val="false"/>
+                <w:bCs w:val="false"/>
+                <w:color w:val="1F2937"/>
+                <w:sz w:val="17"/>
+                <w:szCs w:val="17"/>
+              </w:rPr>
+              <w:t xml:space="preserve">npp</w:t>
+            </w:r>
+          </w:p>
+        </w:tc>
+        <w:tc>
+          <w:tcPr>
+            <w:tcW w:type="dxa" w:w="1300"/>
+            <w:tcMar>
+              <w:top w:type="dxa" w:w="60"/>
+              <w:left w:type="dxa" w:w="100"/>
+              <w:bottom w:type="dxa" w:w="60"/>
+              <w:right w:type="dxa" w:w="100"/>
+            </w:tcMar>
+            <w:vAlign w:val="center"/>
+          </w:tcPr>
+          <w:p>
+            <w:pPr>
+              <w:spacing w:after="0"/>
+            </w:pPr>
+            <w:r>
+              <w:rPr>
+                <w:rFonts w:ascii="Calibri" w:cs="Calibri" w:eastAsia="Calibri" w:hAnsi="Calibri"/>
+                <w:b w:val="false"/>
+                <w:bCs w:val="false"/>
+                <w:color w:val="1F2937"/>
+                <w:sz w:val="16"/>
+                <w:szCs w:val="16"/>
+              </w:rPr>
+              <w:t xml:space="preserve">12</w:t>
+            </w:r>
+          </w:p>
+        </w:tc>
+        <w:tc>
+          <w:tcPr>
+            <w:tcW w:type="dxa" w:w="2400"/>
+            <w:tcMar>
+              <w:top w:type="dxa" w:w="60"/>
+              <w:left w:type="dxa" w:w="100"/>
+              <w:bottom w:type="dxa" w:w="60"/>
+              <w:right w:type="dxa" w:w="100"/>
+            </w:tcMar>
+            <w:vAlign w:val="center"/>
+          </w:tcPr>
+          <w:p>
+            <w:pPr>
+              <w:spacing w:after="0"/>
+            </w:pPr>
+            <w:r>
+              <w:rPr>
+                <w:rFonts w:ascii="Consolas" w:cs="Consolas" w:eastAsia="Consolas" w:hAnsi="Consolas"/>
+                <w:b w:val="false"/>
+                <w:bCs w:val="false"/>
+                <w:color w:val="1F2937"/>
+                <w:sz w:val="17"/>
+                <w:szCs w:val="17"/>
+              </w:rPr>
+              <w:t xml:space="preserve">notepad++</w:t>
+            </w:r>
+          </w:p>
+        </w:tc>
+        <w:tc>
+          <w:tcPr>
+            <w:tcW w:type="dxa" w:w="3060"/>
+            <w:tcMar>
+              <w:top w:type="dxa" w:w="60"/>
+              <w:left w:type="dxa" w:w="100"/>
+              <w:bottom w:type="dxa" w:w="60"/>
+              <w:right w:type="dxa" w:w="100"/>
+            </w:tcMar>
+            <w:vAlign w:val="center"/>
+          </w:tcPr>
+          <w:p>
+            <w:pPr>
+              <w:spacing w:after="0"/>
+            </w:pPr>
+            <w:r>
+              <w:rPr>
+                <w:rFonts w:ascii="Calibri" w:cs="Calibri" w:eastAsia="Calibri" w:hAnsi="Calibri"/>
+                <w:b w:val="false"/>
+                <w:bCs w:val="false"/>
+                <w:color w:val="1F2937"/>
+                <w:sz w:val="16"/>
+                <w:szCs w:val="16"/>
+              </w:rPr>
+              <w:t xml:space="preserve">—</w:t>
+            </w:r>
+          </w:p>
+        </w:tc>
+      </w:tr>
+      <w:tr>
+        <w:trPr>
+          <w:cantSplit/>
+          <w:tblHeader w:val="false"/>
+        </w:trPr>
+        <w:tc>
+          <w:tcPr>
+            <w:tcW w:type="dxa" w:w="2600"/>
+            <w:tcMar>
+              <w:top w:type="dxa" w:w="60"/>
+              <w:left w:type="dxa" w:w="100"/>
+              <w:bottom w:type="dxa" w:w="60"/>
+              <w:right w:type="dxa" w:w="100"/>
+            </w:tcMar>
+            <w:vAlign w:val="center"/>
+          </w:tcPr>
+          <w:p>
+            <w:pPr>
+              <w:spacing w:after="0"/>
+            </w:pPr>
+            <w:r>
+              <w:rPr>
+                <w:rFonts w:ascii="Consolas" w:cs="Consolas" w:eastAsia="Consolas" w:hAnsi="Consolas"/>
+                <w:b w:val="false"/>
+                <w:bCs w:val="false"/>
+                <w:color w:val="1F2937"/>
+                <w:sz w:val="17"/>
+                <w:szCs w:val="17"/>
+              </w:rPr>
+              <w:t xml:space="preserve">openvsx</w:t>
+            </w:r>
+          </w:p>
+        </w:tc>
+        <w:tc>
+          <w:tcPr>
+            <w:tcW w:type="dxa" w:w="1300"/>
+            <w:tcMar>
+              <w:top w:type="dxa" w:w="60"/>
+              <w:left w:type="dxa" w:w="100"/>
+              <w:bottom w:type="dxa" w:w="60"/>
+              <w:right w:type="dxa" w:w="100"/>
+            </w:tcMar>
+            <w:vAlign w:val="center"/>
+          </w:tcPr>
+          <w:p>
+            <w:pPr>
+              <w:spacing w:after="0"/>
+            </w:pPr>
+            <w:r>
+              <w:rPr>
+                <w:rFonts w:ascii="Calibri" w:cs="Calibri" w:eastAsia="Calibri" w:hAnsi="Calibri"/>
+                <w:b w:val="false"/>
+                <w:bCs w:val="false"/>
+                <w:color w:val="1F2937"/>
+                <w:sz w:val="16"/>
+                <w:szCs w:val="16"/>
+              </w:rPr>
+              <w:t xml:space="preserve">10</w:t>
+            </w:r>
+          </w:p>
+        </w:tc>
+        <w:tc>
+          <w:tcPr>
+            <w:tcW w:type="dxa" w:w="2400"/>
+            <w:tcMar>
+              <w:top w:type="dxa" w:w="60"/>
+              <w:left w:type="dxa" w:w="100"/>
+              <w:bottom w:type="dxa" w:w="60"/>
+              <w:right w:type="dxa" w:w="100"/>
+            </w:tcMar>
+            <w:vAlign w:val="center"/>
+          </w:tcPr>
+          <w:p>
+            <w:pPr>
+              <w:spacing w:after="0"/>
+            </w:pPr>
+            <w:r>
+              <w:rPr>
+                <w:rFonts w:ascii="Consolas" w:cs="Consolas" w:eastAsia="Consolas" w:hAnsi="Consolas"/>
+                <w:b w:val="false"/>
+                <w:bCs w:val="false"/>
+                <w:color w:val="1F2937"/>
+                <w:sz w:val="17"/>
+                <w:szCs w:val="17"/>
+              </w:rPr>
+              <w:t xml:space="preserve">open_vsx_registry</w:t>
+            </w:r>
+          </w:p>
+        </w:tc>
+        <w:tc>
+          <w:tcPr>
+            <w:tcW w:type="dxa" w:w="3060"/>
+            <w:tcMar>
+              <w:top w:type="dxa" w:w="60"/>
+              <w:left w:type="dxa" w:w="100"/>
+              <w:bottom w:type="dxa" w:w="60"/>
+              <w:right w:type="dxa" w:w="100"/>
+            </w:tcMar>
+            <w:vAlign w:val="center"/>
+          </w:tcPr>
+          <w:p>
+            <w:pPr>
+              <w:spacing w:after="0"/>
+            </w:pPr>
+            <w:r>
+              <w:rPr>
+                <w:rFonts w:ascii="Calibri" w:cs="Calibri" w:eastAsia="Calibri" w:hAnsi="Calibri"/>
+                <w:b w:val="false"/>
+                <w:bCs w:val="false"/>
+                <w:color w:val="1F2937"/>
+                <w:sz w:val="16"/>
+                <w:szCs w:val="16"/>
+              </w:rPr>
+              <w:t xml:space="preserve">—</w:t>
+            </w:r>
+          </w:p>
+        </w:tc>
+      </w:tr>
+      <w:tr>
+        <w:trPr>
+          <w:cantSplit/>
+          <w:tblHeader w:val="false"/>
+        </w:trPr>
+        <w:tc>
+          <w:tcPr>
+            <w:tcW w:type="dxa" w:w="2600"/>
+            <w:tcMar>
+              <w:top w:type="dxa" w:w="60"/>
+              <w:left w:type="dxa" w:w="100"/>
+              <w:bottom w:type="dxa" w:w="60"/>
+              <w:right w:type="dxa" w:w="100"/>
+            </w:tcMar>
+            <w:vAlign w:val="center"/>
+          </w:tcPr>
+          <w:p>
+            <w:pPr>
+              <w:spacing w:after="0"/>
+            </w:pPr>
+            <w:r>
+              <w:rPr>
+                <w:rFonts w:ascii="Consolas" w:cs="Consolas" w:eastAsia="Consolas" w:hAnsi="Consolas"/>
+                <w:b w:val="false"/>
+                <w:bCs w:val="false"/>
+                <w:color w:val="1F2937"/>
+                <w:sz w:val="17"/>
+                <w:szCs w:val="17"/>
+              </w:rPr>
+              <w:t xml:space="preserve">jet</w:t>
+            </w:r>
+          </w:p>
+        </w:tc>
+        <w:tc>
+          <w:tcPr>
+            <w:tcW w:type="dxa" w:w="1300"/>
+            <w:tcMar>
+              <w:top w:type="dxa" w:w="60"/>
+              <w:left w:type="dxa" w:w="100"/>
+              <w:bottom w:type="dxa" w:w="60"/>
+              <w:right w:type="dxa" w:w="100"/>
+            </w:tcMar>
+            <w:vAlign w:val="center"/>
+          </w:tcPr>
+          <w:p>
+            <w:pPr>
+              <w:spacing w:after="0"/>
+            </w:pPr>
+            <w:r>
+              <w:rPr>
+                <w:rFonts w:ascii="Calibri" w:cs="Calibri" w:eastAsia="Calibri" w:hAnsi="Calibri"/>
+                <w:b w:val="false"/>
+                <w:bCs w:val="false"/>
+                <w:color w:val="1F2937"/>
+                <w:sz w:val="16"/>
+                <w:szCs w:val="16"/>
+              </w:rPr>
+              <w:t xml:space="preserve">5</w:t>
+            </w:r>
+          </w:p>
+        </w:tc>
+        <w:tc>
+          <w:tcPr>
+            <w:tcW w:type="dxa" w:w="2400"/>
+            <w:tcMar>
+              <w:top w:type="dxa" w:w="60"/>
+              <w:left w:type="dxa" w:w="100"/>
+              <w:bottom w:type="dxa" w:w="60"/>
+              <w:right w:type="dxa" w:w="100"/>
+            </w:tcMar>
+            <w:vAlign w:val="center"/>
+          </w:tcPr>
+          <w:p>
+            <w:pPr>
+              <w:spacing w:after="0"/>
+            </w:pPr>
+            <w:r>
+              <w:rPr>
+                <w:rFonts w:ascii="Consolas" w:cs="Consolas" w:eastAsia="Consolas" w:hAnsi="Consolas"/>
+                <w:b w:val="false"/>
+                <w:bCs w:val="false"/>
+                <w:color w:val="1F2937"/>
+                <w:sz w:val="17"/>
+                <w:szCs w:val="17"/>
+              </w:rPr>
+              <w:t xml:space="preserve">jetbrains</w:t>
+            </w:r>
+          </w:p>
+        </w:tc>
+        <w:tc>
+          <w:tcPr>
+            <w:tcW w:type="dxa" w:w="3060"/>
+            <w:tcMar>
+              <w:top w:type="dxa" w:w="60"/>
+              <w:left w:type="dxa" w:w="100"/>
+              <w:bottom w:type="dxa" w:w="60"/>
+              <w:right w:type="dxa" w:w="100"/>
+            </w:tcMar>
+            <w:vAlign w:val="center"/>
+          </w:tcPr>
+          <w:p>
+            <w:pPr>
+              <w:spacing w:after="0"/>
+            </w:pPr>
+            <w:r>
+              <w:rPr>
+                <w:rFonts w:ascii="Calibri" w:cs="Calibri" w:eastAsia="Calibri" w:hAnsi="Calibri"/>
+                <w:b w:val="false"/>
+                <w:bCs w:val="false"/>
+                <w:color w:val="1F2937"/>
+                <w:sz w:val="16"/>
+                <w:szCs w:val="16"/>
+              </w:rPr>
+              <w:t xml:space="preserve">—</w:t>
+            </w:r>
+          </w:p>
+        </w:tc>
+      </w:tr>
+      <w:tr>
+        <w:trPr>
+          <w:cantSplit/>
+          <w:tblHeader w:val="false"/>
+        </w:trPr>
+        <w:tc>
+          <w:tcPr>
+            <w:tcW w:type="dxa" w:w="2600"/>
+            <w:tcMar>
+              <w:top w:type="dxa" w:w="60"/>
+              <w:left w:type="dxa" w:w="100"/>
+              <w:bottom w:type="dxa" w:w="60"/>
+              <w:right w:type="dxa" w:w="100"/>
+            </w:tcMar>
+            <w:vAlign w:val="center"/>
+          </w:tcPr>
+          <w:p>
+            <w:pPr>
+              <w:spacing w:after="0"/>
+            </w:pPr>
+            <w:r>
+              <w:rPr>
+                <w:rFonts w:ascii="Consolas" w:cs="Consolas" w:eastAsia="Consolas" w:hAnsi="Consolas"/>
+                <w:b w:val="false"/>
+                <w:bCs w:val="false"/>
+                <w:color w:val="1F2937"/>
+                <w:sz w:val="17"/>
+                <w:szCs w:val="17"/>
+              </w:rPr>
+              <w:t xml:space="preserve">ollama</w:t>
+            </w:r>
+          </w:p>
+        </w:tc>
+        <w:tc>
+          <w:tcPr>
+            <w:tcW w:type="dxa" w:w="1300"/>
+            <w:tcMar>
+              <w:top w:type="dxa" w:w="60"/>
+              <w:left w:type="dxa" w:w="100"/>
+              <w:bottom w:type="dxa" w:w="60"/>
+              <w:right w:type="dxa" w:w="100"/>
+            </w:tcMar>
+            <w:vAlign w:val="center"/>
+          </w:tcPr>
+          <w:p>
+            <w:pPr>
+              <w:spacing w:after="0"/>
+            </w:pPr>
+            <w:r>
+              <w:rPr>
+                <w:rFonts w:ascii="Calibri" w:cs="Calibri" w:eastAsia="Calibri" w:hAnsi="Calibri"/>
+                <w:b w:val="false"/>
+                <w:bCs w:val="false"/>
+                <w:color w:val="1F2937"/>
+                <w:sz w:val="16"/>
+                <w:szCs w:val="16"/>
+              </w:rPr>
+              <w:t xml:space="preserve">5</w:t>
+            </w:r>
+          </w:p>
+        </w:tc>
+        <w:tc>
+          <w:tcPr>
+            <w:tcW w:type="dxa" w:w="2400"/>
+            <w:tcMar>
+              <w:top w:type="dxa" w:w="60"/>
+              <w:left w:type="dxa" w:w="100"/>
+              <w:bottom w:type="dxa" w:w="60"/>
+              <w:right w:type="dxa" w:w="100"/>
+            </w:tcMar>
+            <w:vAlign w:val="center"/>
+          </w:tcPr>
+          <w:p>
+            <w:pPr>
+              <w:spacing w:after="0"/>
+            </w:pPr>
+            <w:r>
+              <w:rPr>
+                <w:rFonts w:ascii="Consolas" w:cs="Consolas" w:eastAsia="Consolas" w:hAnsi="Consolas"/>
+                <w:b w:val="false"/>
+                <w:bCs w:val="false"/>
+                <w:color w:val="1F2937"/>
+                <w:sz w:val="17"/>
+                <w:szCs w:val="17"/>
+              </w:rPr>
+              <w:t xml:space="preserve">—</w:t>
+            </w:r>
+          </w:p>
+        </w:tc>
+        <w:tc>
+          <w:tcPr>
+            <w:tcW w:type="dxa" w:w="3060"/>
+            <w:tcMar>
+              <w:top w:type="dxa" w:w="60"/>
+              <w:left w:type="dxa" w:w="100"/>
+              <w:bottom w:type="dxa" w:w="60"/>
+              <w:right w:type="dxa" w:w="100"/>
+            </w:tcMar>
+            <w:vAlign w:val="center"/>
+          </w:tcPr>
+          <w:p>
+            <w:pPr>
+              <w:spacing w:after="0"/>
+            </w:pPr>
+            <w:r>
+              <w:rPr>
+                <w:rFonts w:ascii="Calibri" w:cs="Calibri" w:eastAsia="Calibri" w:hAnsi="Calibri"/>
+                <w:b w:val="false"/>
+                <w:bCs w:val="false"/>
+                <w:color w:val="1F2937"/>
+                <w:sz w:val="16"/>
+                <w:szCs w:val="16"/>
+              </w:rPr>
+              <w:t xml:space="preserve">no API equivalent; treat as unknown, do not pass on</w:t>
+            </w:r>
+          </w:p>
+        </w:tc>
+      </w:tr>
+      <w:tr>
+        <w:trPr>
+          <w:cantSplit/>
+          <w:tblHeader w:val="false"/>
+        </w:trPr>
+        <w:tc>
+          <w:tcPr>
+            <w:tcW w:type="dxa" w:w="2600"/>
+            <w:tcMar>
+              <w:top w:type="dxa" w:w="60"/>
+              <w:left w:type="dxa" w:w="100"/>
+              <w:bottom w:type="dxa" w:w="60"/>
+              <w:right w:type="dxa" w:w="100"/>
+            </w:tcMar>
+            <w:vAlign w:val="center"/>
+          </w:tcPr>
+          <w:p>
+            <w:pPr>
+              <w:spacing w:after="0"/>
+            </w:pPr>
+            <w:r>
+              <w:rPr>
+                <w:rFonts w:ascii="Consolas" w:cs="Consolas" w:eastAsia="Consolas" w:hAnsi="Consolas"/>
+                <w:b w:val="false"/>
+                <w:bCs w:val="false"/>
+                <w:color w:val="1F2937"/>
+                <w:sz w:val="17"/>
+                <w:szCs w:val="17"/>
+              </w:rPr>
+              <w:t xml:space="preserve">claude_desktop_extensions</w:t>
+            </w:r>
+          </w:p>
+        </w:tc>
+        <w:tc>
+          <w:tcPr>
+            <w:tcW w:type="dxa" w:w="1300"/>
+            <w:tcMar>
+              <w:top w:type="dxa" w:w="60"/>
+              <w:left w:type="dxa" w:w="100"/>
+              <w:bottom w:type="dxa" w:w="60"/>
+              <w:right w:type="dxa" w:w="100"/>
+            </w:tcMar>
+            <w:vAlign w:val="center"/>
+          </w:tcPr>
+          <w:p>
+            <w:pPr>
+              <w:spacing w:after="0"/>
+            </w:pPr>
+            <w:r>
+              <w:rPr>
+                <w:rFonts w:ascii="Calibri" w:cs="Calibri" w:eastAsia="Calibri" w:hAnsi="Calibri"/>
+                <w:b w:val="false"/>
+                <w:bCs w:val="false"/>
+                <w:color w:val="1F2937"/>
+                <w:sz w:val="16"/>
+                <w:szCs w:val="16"/>
+              </w:rPr>
+              <w:t xml:space="preserve">5</w:t>
+            </w:r>
+          </w:p>
+        </w:tc>
+        <w:tc>
+          <w:tcPr>
+            <w:tcW w:type="dxa" w:w="2400"/>
+            <w:tcMar>
+              <w:top w:type="dxa" w:w="60"/>
+              <w:left w:type="dxa" w:w="100"/>
+              <w:bottom w:type="dxa" w:w="60"/>
+              <w:right w:type="dxa" w:w="100"/>
+            </w:tcMar>
+            <w:vAlign w:val="center"/>
+          </w:tcPr>
+          <w:p>
+            <w:pPr>
+              <w:spacing w:after="0"/>
+            </w:pPr>
+            <w:r>
+              <w:rPr>
+                <w:rFonts w:ascii="Consolas" w:cs="Consolas" w:eastAsia="Consolas" w:hAnsi="Consolas"/>
+                <w:b w:val="false"/>
+                <w:bCs w:val="false"/>
+                <w:color w:val="1F2937"/>
+                <w:sz w:val="17"/>
+                <w:szCs w:val="17"/>
+              </w:rPr>
+              <w:t xml:space="preserve">claude_desktop_extensions</w:t>
+            </w:r>
+          </w:p>
+        </w:tc>
+        <w:tc>
+          <w:tcPr>
+            <w:tcW w:type="dxa" w:w="3060"/>
+            <w:tcMar>
+              <w:top w:type="dxa" w:w="60"/>
+              <w:left w:type="dxa" w:w="100"/>
+              <w:bottom w:type="dxa" w:w="60"/>
+              <w:right w:type="dxa" w:w="100"/>
+            </w:tcMar>
+            <w:vAlign w:val="center"/>
+          </w:tcPr>
+          <w:p>
+            <w:pPr>
+              <w:spacing w:after="0"/>
+            </w:pPr>
+            <w:r>
+              <w:rPr>
+                <w:rFonts w:ascii="Calibri" w:cs="Calibri" w:eastAsia="Calibri" w:hAnsi="Calibri"/>
+                <w:b w:val="false"/>
+                <w:bCs w:val="false"/>
+                <w:color w:val="1F2937"/>
+                <w:sz w:val="16"/>
+                <w:szCs w:val="16"/>
+              </w:rPr>
+              <w:t xml:space="preserve">unchanged — spelled the same in both</w:t>
+            </w:r>
+          </w:p>
+        </w:tc>
+      </w:tr>
+      <w:tr>
+        <w:trPr>
+          <w:cantSplit/>
+          <w:tblHeader w:val="false"/>
+        </w:trPr>
+        <w:tc>
+          <w:tcPr>
+            <w:tcW w:type="dxa" w:w="2600"/>
+            <w:tcMar>
+              <w:top w:type="dxa" w:w="60"/>
+              <w:left w:type="dxa" w:w="100"/>
+              <w:bottom w:type="dxa" w:w="60"/>
+              <w:right w:type="dxa" w:w="100"/>
+            </w:tcMar>
+            <w:vAlign w:val="center"/>
+          </w:tcPr>
+          <w:p>
+            <w:pPr>
+              <w:spacing w:after="0"/>
+            </w:pPr>
+            <w:r>
+              <w:rPr>
+                <w:rFonts w:ascii="Consolas" w:cs="Consolas" w:eastAsia="Consolas" w:hAnsi="Consolas"/>
+                <w:b w:val="false"/>
+                <w:bCs w:val="false"/>
+                <w:color w:val="1F2937"/>
+                <w:sz w:val="17"/>
+                <w:szCs w:val="17"/>
+              </w:rPr>
+              <w:t xml:space="preserve">side_loaded</w:t>
+            </w:r>
+          </w:p>
+        </w:tc>
+        <w:tc>
+          <w:tcPr>
+            <w:tcW w:type="dxa" w:w="1300"/>
+            <w:tcMar>
+              <w:top w:type="dxa" w:w="60"/>
+              <w:left w:type="dxa" w:w="100"/>
+              <w:bottom w:type="dxa" w:w="60"/>
+              <w:right w:type="dxa" w:w="100"/>
+            </w:tcMar>
+            <w:vAlign w:val="center"/>
+          </w:tcPr>
+          <w:p>
+            <w:pPr>
+              <w:spacing w:after="0"/>
+            </w:pPr>
+            <w:r>
+              <w:rPr>
+                <w:rFonts w:ascii="Calibri" w:cs="Calibri" w:eastAsia="Calibri" w:hAnsi="Calibri"/>
+                <w:b w:val="false"/>
+                <w:bCs w:val="false"/>
+                <w:color w:val="1F2937"/>
+                <w:sz w:val="16"/>
+                <w:szCs w:val="16"/>
+              </w:rPr>
+              <w:t xml:space="preserve">1</w:t>
+            </w:r>
+          </w:p>
+        </w:tc>
+        <w:tc>
+          <w:tcPr>
+            <w:tcW w:type="dxa" w:w="2400"/>
+            <w:tcMar>
+              <w:top w:type="dxa" w:w="60"/>
+              <w:left w:type="dxa" w:w="100"/>
+              <w:bottom w:type="dxa" w:w="60"/>
+              <w:right w:type="dxa" w:w="100"/>
+            </w:tcMar>
+            <w:vAlign w:val="center"/>
+          </w:tcPr>
+          <w:p>
+            <w:pPr>
+              <w:spacing w:after="0"/>
+            </w:pPr>
+            <w:r>
+              <w:rPr>
+                <w:rFonts w:ascii="Consolas" w:cs="Consolas" w:eastAsia="Consolas" w:hAnsi="Consolas"/>
+                <w:b w:val="false"/>
+                <w:bCs w:val="false"/>
+                <w:color w:val="1F2937"/>
+                <w:sz w:val="17"/>
+                <w:szCs w:val="17"/>
+              </w:rPr>
+              <w:t xml:space="preserve">—</w:t>
+            </w:r>
+          </w:p>
+        </w:tc>
+        <w:tc>
+          <w:tcPr>
+            <w:tcW w:type="dxa" w:w="3060"/>
+            <w:tcMar>
+              <w:top w:type="dxa" w:w="60"/>
+              <w:left w:type="dxa" w:w="100"/>
+              <w:bottom w:type="dxa" w:w="60"/>
+              <w:right w:type="dxa" w:w="100"/>
+            </w:tcMar>
+            <w:vAlign w:val="center"/>
+          </w:tcPr>
+          <w:p>
+            <w:pPr>
+              <w:spacing w:after="0"/>
+            </w:pPr>
+            <w:r>
+              <w:rPr>
+                <w:rFonts w:ascii="Calibri" w:cs="Calibri" w:eastAsia="Calibri" w:hAnsi="Calibri"/>
+                <w:b w:val="false"/>
+                <w:bCs w:val="false"/>
+                <w:color w:val="1F2937"/>
+                <w:sz w:val="16"/>
+                <w:szCs w:val="16"/>
+              </w:rPr>
+              <w:t xml:space="preserve">installation_method value in the marketplace field; treat as unknown, do not pass on</w:t>
+            </w:r>
+          </w:p>
+        </w:tc>
+      </w:tr>
+    </w:tbl>
+    <w:p>
+      <w:pPr>
+        <w:spacing w:after="120"/>
+      </w:pPr>
+      <w:r>
+        <w:rPr>
+          <w:rFonts w:ascii="Calibri" w:cs="Calibri" w:eastAsia="Calibri" w:hAnsi="Calibri"/>
+          <w:i/>
+          <w:iCs/>
+          <w:color w:val="6B7280"/>
+          <w:sz w:val="22"/>
+          <w:szCs w:val="22"/>
+        </w:rPr>
+        <w:t xml:space="preserve">The Events column holds 21 July 2026 counts on the reference tenant and only indicates how common each value is — not an expected result. Source: VERIFIED_FACTS.md §7c (live).</w:t>
+      </w:r>
+    </w:p>
     <w:p>
       <w:pPr>
         <w:pStyle w:val="Heading2"/>
@@ -39867,7 +43045,1712 @@
           <w:sz w:val="26"/>
           <w:szCs w:val="26"/>
         </w:rPr>
-        <w:t xml:space="preserve">8.3 No XDM — query the raw fields</w:t>
+        <w:t xml:space="preserve">8.3 The Alerts stream is duplicated — every alert count must dedupe</w:t>
+      </w:r>
+    </w:p>
+    <w:tbl>
+      <w:tblPr>
+        <w:tblW w:type="dxa" w:w="9360"/>
+        <w:tblBorders>
+          <w:top w:val="single" w:color="auto" w:sz="4"/>
+          <w:left w:val="single" w:color="auto" w:sz="4"/>
+          <w:bottom w:val="single" w:color="auto" w:sz="4"/>
+          <w:right w:val="single" w:color="auto" w:sz="4"/>
+          <w:insideH w:val="single" w:color="auto" w:sz="4"/>
+          <w:insideV w:val="single" w:color="auto" w:sz="4"/>
+        </w:tblBorders>
+      </w:tblPr>
+      <w:tblGrid>
+        <w:gridCol w:w="9360"/>
+      </w:tblGrid>
+      <w:tr>
+        <w:trPr>
+          <w:cantSplit/>
+        </w:trPr>
+        <w:tc>
+          <w:tcPr>
+            <w:tcW w:type="dxa" w:w="9360"/>
+            <w:tcBorders>
+              <w:left w:val="single" w:color="B91C1C" w:sz="18"/>
+            </w:tcBorders>
+            <w:shd w:fill="FDECEC" w:val="clear"/>
+            <w:tcMar>
+              <w:top w:type="dxa" w:w="140"/>
+              <w:left w:type="dxa" w:w="180"/>
+              <w:bottom w:type="dxa" w:w="140"/>
+              <w:right w:type="dxa" w:w="180"/>
+            </w:tcMar>
+          </w:tcPr>
+          <w:p>
+            <w:pPr>
+              <w:spacing w:after="80"/>
+            </w:pPr>
+            <w:r>
+              <w:rPr>
+                <w:rFonts w:ascii="Calibri" w:cs="Calibri" w:eastAsia="Calibri" w:hAnsi="Calibri"/>
+                <w:b/>
+                <w:bCs/>
+                <w:color w:val="B91C1C"/>
+                <w:sz w:val="22"/>
+                <w:szCs w:val="22"/>
+              </w:rPr>
+              <w:t xml:space="preserve">Counting Alert rows overcounts by hundreds of times — read this before writing any alert query</w:t>
+            </w:r>
+          </w:p>
+          <w:p>
+            <w:pPr>
+              <w:spacing w:after="60"/>
+            </w:pPr>
+            <w:r>
+              <w:rPr>
+                <w:rFonts w:ascii="Calibri" w:cs="Calibri" w:eastAsia="Calibri" w:hAnsi="Calibri"/>
+                <w:color w:val="1F2937"/>
+                <w:sz w:val="21"/>
+                <w:szCs w:val="21"/>
+              </w:rPr>
+              <w:t xml:space="preserve">This is the single most important thing to know before you query alerts. </w:t>
+            </w:r>
+            <w:r>
+              <w:rPr>
+                <w:rFonts w:ascii="Calibri" w:cs="Calibri" w:eastAsia="Calibri" w:hAnsi="Calibri"/>
+                <w:b/>
+                <w:bCs/>
+                <w:color w:val="1F2937"/>
+                <w:sz w:val="21"/>
+                <w:szCs w:val="21"/>
+              </w:rPr>
+              <w:t xml:space="preserve">The integration re-sends every still-open alert on every fetch cycle</w:t>
+            </w:r>
+            <w:r>
+              <w:rPr>
+                <w:rFonts w:ascii="Calibri" w:cs="Calibri" w:eastAsia="Calibri" w:hAnsi="Calibri"/>
+                <w:color w:val="1F2937"/>
+                <w:sz w:val="21"/>
+                <w:szCs w:val="21"/>
+              </w:rPr>
+              <w:t xml:space="preserve">, so </w:t>
+            </w:r>
+            <w:r>
+              <w:rPr>
+                <w:rFonts w:ascii="Consolas" w:cs="Consolas" w:eastAsia="Consolas" w:hAnsi="Consolas"/>
+                <w:color w:val="1F2937"/>
+                <w:sz w:val="20"/>
+                <w:szCs w:val="20"/>
+              </w:rPr>
+              <w:t xml:space="preserve">koi_koi_raw</w:t>
+            </w:r>
+            <w:r>
+              <w:rPr>
+                <w:rFonts w:ascii="Calibri" w:cs="Calibri" w:eastAsia="Calibri" w:hAnsi="Calibri"/>
+                <w:color w:val="1F2937"/>
+                <w:sz w:val="21"/>
+                <w:szCs w:val="21"/>
+              </w:rPr>
+              <w:t xml:space="preserve"> holds one row PER ALERT PER FETCH, not one row per alert. With </w:t>
+            </w:r>
+            <w:r>
+              <w:rPr>
+                <w:rFonts w:ascii="Consolas" w:cs="Consolas" w:eastAsia="Consolas" w:hAnsi="Consolas"/>
+                <w:color w:val="1F2937"/>
+                <w:sz w:val="20"/>
+                <w:szCs w:val="20"/>
+              </w:rPr>
+              <w:t xml:space="preserve">eventFetchInterval = 1</w:t>
+            </w:r>
+            <w:r>
+              <w:rPr>
+                <w:rFonts w:ascii="Calibri" w:cs="Calibri" w:eastAsia="Calibri" w:hAnsi="Calibri"/>
+                <w:color w:val="1F2937"/>
+                <w:sz w:val="21"/>
+                <w:szCs w:val="21"/>
+              </w:rPr>
+              <w:t xml:space="preserve"> minute, a single open alert becomes hundreds of identical rows over a day (357 rows sharing one </w:t>
+            </w:r>
+            <w:r>
+              <w:rPr>
+                <w:rFonts w:ascii="Consolas" w:cs="Consolas" w:eastAsia="Consolas" w:hAnsi="Consolas"/>
+                <w:color w:val="1F2937"/>
+                <w:sz w:val="20"/>
+                <w:szCs w:val="20"/>
+              </w:rPr>
+              <w:t xml:space="preserve">_time</w:t>
+            </w:r>
+            <w:r>
+              <w:rPr>
+                <w:rFonts w:ascii="Calibri" w:cs="Calibri" w:eastAsia="Calibri" w:hAnsi="Calibri"/>
+                <w:color w:val="1F2937"/>
+                <w:sz w:val="21"/>
+                <w:szCs w:val="21"/>
+              </w:rPr>
+              <w:t xml:space="preserve"> and one message, with 357 distinct </w:t>
+            </w:r>
+            <w:r>
+              <w:rPr>
+                <w:rFonts w:ascii="Consolas" w:cs="Consolas" w:eastAsia="Consolas" w:hAnsi="Consolas"/>
+                <w:color w:val="1F2937"/>
+                <w:sz w:val="20"/>
+                <w:szCs w:val="20"/>
+              </w:rPr>
+              <w:t xml:space="preserve">_insert_time</w:t>
+            </w:r>
+            <w:r>
+              <w:rPr>
+                <w:rFonts w:ascii="Calibri" w:cs="Calibri" w:eastAsia="Calibri" w:hAnsi="Calibri"/>
+                <w:color w:val="1F2937"/>
+                <w:sz w:val="21"/>
+                <w:szCs w:val="21"/>
+              </w:rPr>
+              <w:t xml:space="preserve"> values, were observed inside one notification).</w:t>
+            </w:r>
+          </w:p>
+          <w:p>
+            <w:pPr>
+              <w:spacing w:after="60"/>
+            </w:pPr>
+            <w:r>
+              <w:rPr>
+                <w:rFonts w:ascii="Calibri" w:cs="Calibri" w:eastAsia="Calibri" w:hAnsi="Calibri"/>
+                <w:color w:val="1F2937"/>
+                <w:sz w:val="21"/>
+                <w:szCs w:val="21"/>
+              </w:rPr>
+              <w:t xml:space="preserve">Over the last 24 hours on the reference tenant (21 July 2026), the Alerts stream held </w:t>
+            </w:r>
+            <w:r>
+              <w:rPr>
+                <w:rFonts w:ascii="Calibri" w:cs="Calibri" w:eastAsia="Calibri" w:hAnsi="Calibri"/>
+                <w:b/>
+                <w:bCs/>
+                <w:color w:val="1F2937"/>
+                <w:sz w:val="21"/>
+                <w:szCs w:val="21"/>
+              </w:rPr>
+              <w:t xml:space="preserve">734 rows for just 3 distinct alerts — 244.7× inflation</w:t>
+            </w:r>
+            <w:r>
+              <w:rPr>
+                <w:rFonts w:ascii="Calibri" w:cs="Calibri" w:eastAsia="Calibri" w:hAnsi="Calibri"/>
+                <w:color w:val="1F2937"/>
+                <w:sz w:val="21"/>
+                <w:szCs w:val="21"/>
+              </w:rPr>
+              <w:t xml:space="preserve">. </w:t>
+            </w:r>
+            <w:r>
+              <w:rPr>
+                <w:rFonts w:ascii="Calibri" w:cs="Calibri" w:eastAsia="Calibri" w:hAnsi="Calibri"/>
+                <w:b/>
+                <w:bCs/>
+                <w:color w:val="1F2937"/>
+                <w:sz w:val="21"/>
+                <w:szCs w:val="21"/>
+              </w:rPr>
+              <w:t xml:space="preserve">Audit is NOT affected</w:t>
+            </w:r>
+            <w:r>
+              <w:rPr>
+                <w:rFonts w:ascii="Calibri" w:cs="Calibri" w:eastAsia="Calibri" w:hAnsi="Calibri"/>
+                <w:color w:val="1F2937"/>
+                <w:sz w:val="21"/>
+                <w:szCs w:val="21"/>
+              </w:rPr>
+              <w:t xml:space="preserve">: each audit record is point-in-time and carries a unique KOI </w:t>
+            </w:r>
+            <w:r>
+              <w:rPr>
+                <w:rFonts w:ascii="Consolas" w:cs="Consolas" w:eastAsia="Consolas" w:hAnsi="Consolas"/>
+                <w:color w:val="1F2937"/>
+                <w:sz w:val="20"/>
+                <w:szCs w:val="20"/>
+              </w:rPr>
+              <w:t xml:space="preserve">id</w:t>
+            </w:r>
+            <w:r>
+              <w:rPr>
+                <w:rFonts w:ascii="Calibri" w:cs="Calibri" w:eastAsia="Calibri" w:hAnsi="Calibri"/>
+                <w:color w:val="1F2937"/>
+                <w:sz w:val="21"/>
+                <w:szCs w:val="21"/>
+              </w:rPr>
+              <w:t xml:space="preserve"> (257 rows / 257 distinct over the same 24 h). This is an Alerts-only problem.</w:t>
+            </w:r>
+          </w:p>
+          <w:p>
+            <w:pPr>
+              <w:spacing w:after="60"/>
+            </w:pPr>
+            <w:r>
+              <w:rPr>
+                <w:rFonts w:ascii="Calibri" w:cs="Calibri" w:eastAsia="Calibri" w:hAnsi="Calibri"/>
+                <w:i/>
+                <w:iCs/>
+                <w:color w:val="6B7280"/>
+                <w:sz w:val="21"/>
+                <w:szCs w:val="21"/>
+              </w:rPr>
+              <w:t xml:space="preserve">Source: VERIFIED_FACTS.md §7e (live, 21 July 2026).</w:t>
+            </w:r>
+          </w:p>
+        </w:tc>
+      </w:tr>
+    </w:tbl>
+    <w:tbl>
+      <w:tblPr>
+        <w:tblW w:type="dxa" w:w="9360"/>
+        <w:tblBorders>
+          <w:top w:val="single" w:color="auto" w:sz="4"/>
+          <w:left w:val="single" w:color="auto" w:sz="4"/>
+          <w:bottom w:val="single" w:color="auto" w:sz="4"/>
+          <w:right w:val="single" w:color="auto" w:sz="4"/>
+          <w:insideH w:val="single" w:color="auto" w:sz="4"/>
+          <w:insideV w:val="single" w:color="auto" w:sz="4"/>
+        </w:tblBorders>
+      </w:tblPr>
+      <w:tblGrid>
+        <w:gridCol w:w="1500"/>
+        <w:gridCol w:w="1500"/>
+        <w:gridCol w:w="1300"/>
+        <w:gridCol w:w="2400"/>
+        <w:gridCol w:w="2660"/>
+      </w:tblGrid>
+      <w:tr>
+        <w:trPr>
+          <w:cantSplit/>
+          <w:tblHeader/>
+        </w:trPr>
+        <w:tc>
+          <w:tcPr>
+            <w:tcW w:type="dxa" w:w="1500"/>
+            <w:shd w:fill="334155" w:val="clear"/>
+            <w:tcMar>
+              <w:top w:type="dxa" w:w="60"/>
+              <w:left w:type="dxa" w:w="100"/>
+              <w:bottom w:type="dxa" w:w="60"/>
+              <w:right w:type="dxa" w:w="100"/>
+            </w:tcMar>
+            <w:vAlign w:val="center"/>
+          </w:tcPr>
+          <w:p>
+            <w:pPr>
+              <w:spacing w:after="0"/>
+            </w:pPr>
+            <w:r>
+              <w:rPr>
+                <w:rFonts w:ascii="Calibri" w:cs="Calibri" w:eastAsia="Calibri" w:hAnsi="Calibri"/>
+                <w:b/>
+                <w:bCs/>
+                <w:color w:val="FFFFFF"/>
+                <w:sz w:val="21"/>
+                <w:szCs w:val="21"/>
+              </w:rPr>
+              <w:t xml:space="preserve">Stream</w:t>
+            </w:r>
+          </w:p>
+        </w:tc>
+        <w:tc>
+          <w:tcPr>
+            <w:tcW w:type="dxa" w:w="1500"/>
+            <w:shd w:fill="334155" w:val="clear"/>
+            <w:tcMar>
+              <w:top w:type="dxa" w:w="60"/>
+              <w:left w:type="dxa" w:w="100"/>
+              <w:bottom w:type="dxa" w:w="60"/>
+              <w:right w:type="dxa" w:w="100"/>
+            </w:tcMar>
+            <w:vAlign w:val="center"/>
+          </w:tcPr>
+          <w:p>
+            <w:pPr>
+              <w:spacing w:after="0"/>
+            </w:pPr>
+            <w:r>
+              <w:rPr>
+                <w:rFonts w:ascii="Calibri" w:cs="Calibri" w:eastAsia="Calibri" w:hAnsi="Calibri"/>
+                <w:b/>
+                <w:bCs/>
+                <w:color w:val="FFFFFF"/>
+                <w:sz w:val="21"/>
+                <w:szCs w:val="21"/>
+              </w:rPr>
+              <w:t xml:space="preserve">Window</w:t>
+            </w:r>
+          </w:p>
+        </w:tc>
+        <w:tc>
+          <w:tcPr>
+            <w:tcW w:type="dxa" w:w="1300"/>
+            <w:shd w:fill="334155" w:val="clear"/>
+            <w:tcMar>
+              <w:top w:type="dxa" w:w="60"/>
+              <w:left w:type="dxa" w:w="100"/>
+              <w:bottom w:type="dxa" w:w="60"/>
+              <w:right w:type="dxa" w:w="100"/>
+            </w:tcMar>
+            <w:vAlign w:val="center"/>
+          </w:tcPr>
+          <w:p>
+            <w:pPr>
+              <w:spacing w:after="0"/>
+            </w:pPr>
+            <w:r>
+              <w:rPr>
+                <w:rFonts w:ascii="Calibri" w:cs="Calibri" w:eastAsia="Calibri" w:hAnsi="Calibri"/>
+                <w:b/>
+                <w:bCs/>
+                <w:color w:val="FFFFFF"/>
+                <w:sz w:val="21"/>
+                <w:szCs w:val="21"/>
+              </w:rPr>
+              <w:t xml:space="preserve">Rows</w:t>
+            </w:r>
+          </w:p>
+        </w:tc>
+        <w:tc>
+          <w:tcPr>
+            <w:tcW w:type="dxa" w:w="2400"/>
+            <w:shd w:fill="334155" w:val="clear"/>
+            <w:tcMar>
+              <w:top w:type="dxa" w:w="60"/>
+              <w:left w:type="dxa" w:w="100"/>
+              <w:bottom w:type="dxa" w:w="60"/>
+              <w:right w:type="dxa" w:w="100"/>
+            </w:tcMar>
+            <w:vAlign w:val="center"/>
+          </w:tcPr>
+          <w:p>
+            <w:pPr>
+              <w:spacing w:after="0"/>
+            </w:pPr>
+            <w:r>
+              <w:rPr>
+                <w:rFonts w:ascii="Calibri" w:cs="Calibri" w:eastAsia="Calibri" w:hAnsi="Calibri"/>
+                <w:b/>
+                <w:bCs/>
+                <w:color w:val="FFFFFF"/>
+                <w:sz w:val="21"/>
+                <w:szCs w:val="21"/>
+              </w:rPr>
+              <w:t xml:space="preserve">Distinct alerts</w:t>
+            </w:r>
+          </w:p>
+        </w:tc>
+        <w:tc>
+          <w:tcPr>
+            <w:tcW w:type="dxa" w:w="2660"/>
+            <w:shd w:fill="334155" w:val="clear"/>
+            <w:tcMar>
+              <w:top w:type="dxa" w:w="60"/>
+              <w:left w:type="dxa" w:w="100"/>
+              <w:bottom w:type="dxa" w:w="60"/>
+              <w:right w:type="dxa" w:w="100"/>
+            </w:tcMar>
+            <w:vAlign w:val="center"/>
+          </w:tcPr>
+          <w:p>
+            <w:pPr>
+              <w:spacing w:after="0"/>
+            </w:pPr>
+            <w:r>
+              <w:rPr>
+                <w:rFonts w:ascii="Calibri" w:cs="Calibri" w:eastAsia="Calibri" w:hAnsi="Calibri"/>
+                <w:b/>
+                <w:bCs/>
+                <w:color w:val="FFFFFF"/>
+                <w:sz w:val="21"/>
+                <w:szCs w:val="21"/>
+              </w:rPr>
+              <w:t xml:space="preserve">Inflation</w:t>
+            </w:r>
+          </w:p>
+        </w:tc>
+      </w:tr>
+      <w:tr>
+        <w:trPr>
+          <w:cantSplit/>
+          <w:tblHeader w:val="false"/>
+        </w:trPr>
+        <w:tc>
+          <w:tcPr>
+            <w:tcW w:type="dxa" w:w="1500"/>
+            <w:tcMar>
+              <w:top w:type="dxa" w:w="60"/>
+              <w:left w:type="dxa" w:w="100"/>
+              <w:bottom w:type="dxa" w:w="60"/>
+              <w:right w:type="dxa" w:w="100"/>
+            </w:tcMar>
+            <w:vAlign w:val="center"/>
+          </w:tcPr>
+          <w:p>
+            <w:pPr>
+              <w:spacing w:after="0"/>
+            </w:pPr>
+            <w:r>
+              <w:rPr>
+                <w:rFonts w:ascii="Calibri" w:cs="Calibri" w:eastAsia="Calibri" w:hAnsi="Calibri"/>
+                <w:b w:val="false"/>
+                <w:bCs w:val="false"/>
+                <w:color w:val="1F2937"/>
+                <w:sz w:val="20"/>
+                <w:szCs w:val="20"/>
+              </w:rPr>
+              <w:t xml:space="preserve">Alerts</w:t>
+            </w:r>
+          </w:p>
+        </w:tc>
+        <w:tc>
+          <w:tcPr>
+            <w:tcW w:type="dxa" w:w="1500"/>
+            <w:tcMar>
+              <w:top w:type="dxa" w:w="60"/>
+              <w:left w:type="dxa" w:w="100"/>
+              <w:bottom w:type="dxa" w:w="60"/>
+              <w:right w:type="dxa" w:w="100"/>
+            </w:tcMar>
+            <w:vAlign w:val="center"/>
+          </w:tcPr>
+          <w:p>
+            <w:pPr>
+              <w:spacing w:after="0"/>
+            </w:pPr>
+            <w:r>
+              <w:rPr>
+                <w:rFonts w:ascii="Calibri" w:cs="Calibri" w:eastAsia="Calibri" w:hAnsi="Calibri"/>
+                <w:b w:val="false"/>
+                <w:bCs w:val="false"/>
+                <w:color w:val="1F2937"/>
+                <w:sz w:val="20"/>
+                <w:szCs w:val="20"/>
+              </w:rPr>
+              <w:t xml:space="preserve">last 24 h</w:t>
+            </w:r>
+          </w:p>
+        </w:tc>
+        <w:tc>
+          <w:tcPr>
+            <w:tcW w:type="dxa" w:w="1300"/>
+            <w:tcMar>
+              <w:top w:type="dxa" w:w="60"/>
+              <w:left w:type="dxa" w:w="100"/>
+              <w:bottom w:type="dxa" w:w="60"/>
+              <w:right w:type="dxa" w:w="100"/>
+            </w:tcMar>
+            <w:vAlign w:val="center"/>
+          </w:tcPr>
+          <w:p>
+            <w:pPr>
+              <w:spacing w:after="0"/>
+            </w:pPr>
+            <w:r>
+              <w:rPr>
+                <w:rFonts w:ascii="Calibri" w:cs="Calibri" w:eastAsia="Calibri" w:hAnsi="Calibri"/>
+                <w:b w:val="false"/>
+                <w:bCs w:val="false"/>
+                <w:color w:val="1F2937"/>
+                <w:sz w:val="20"/>
+                <w:szCs w:val="20"/>
+              </w:rPr>
+              <w:t xml:space="preserve">734</w:t>
+            </w:r>
+          </w:p>
+        </w:tc>
+        <w:tc>
+          <w:tcPr>
+            <w:tcW w:type="dxa" w:w="2400"/>
+            <w:tcMar>
+              <w:top w:type="dxa" w:w="60"/>
+              <w:left w:type="dxa" w:w="100"/>
+              <w:bottom w:type="dxa" w:w="60"/>
+              <w:right w:type="dxa" w:w="100"/>
+            </w:tcMar>
+            <w:vAlign w:val="center"/>
+          </w:tcPr>
+          <w:p>
+            <w:pPr>
+              <w:spacing w:after="0"/>
+            </w:pPr>
+            <w:r>
+              <w:rPr>
+                <w:rFonts w:ascii="Calibri" w:cs="Calibri" w:eastAsia="Calibri" w:hAnsi="Calibri"/>
+                <w:b w:val="false"/>
+                <w:bCs w:val="false"/>
+                <w:color w:val="1F2937"/>
+                <w:sz w:val="20"/>
+                <w:szCs w:val="20"/>
+              </w:rPr>
+              <w:t xml:space="preserve">3</w:t>
+            </w:r>
+          </w:p>
+        </w:tc>
+        <w:tc>
+          <w:tcPr>
+            <w:tcW w:type="dxa" w:w="2660"/>
+            <w:tcMar>
+              <w:top w:type="dxa" w:w="60"/>
+              <w:left w:type="dxa" w:w="100"/>
+              <w:bottom w:type="dxa" w:w="60"/>
+              <w:right w:type="dxa" w:w="100"/>
+            </w:tcMar>
+            <w:vAlign w:val="center"/>
+          </w:tcPr>
+          <w:p>
+            <w:pPr>
+              <w:spacing w:after="0"/>
+            </w:pPr>
+            <w:r>
+              <w:rPr>
+                <w:rFonts w:ascii="Calibri" w:cs="Calibri" w:eastAsia="Calibri" w:hAnsi="Calibri"/>
+                <w:b w:val="false"/>
+                <w:bCs w:val="false"/>
+                <w:color w:val="1F2937"/>
+                <w:sz w:val="17"/>
+                <w:szCs w:val="17"/>
+              </w:rPr>
+              <w:t xml:space="preserve">244.7×</w:t>
+            </w:r>
+          </w:p>
+        </w:tc>
+      </w:tr>
+      <w:tr>
+        <w:trPr>
+          <w:cantSplit/>
+          <w:tblHeader w:val="false"/>
+        </w:trPr>
+        <w:tc>
+          <w:tcPr>
+            <w:tcW w:type="dxa" w:w="1500"/>
+            <w:tcMar>
+              <w:top w:type="dxa" w:w="60"/>
+              <w:left w:type="dxa" w:w="100"/>
+              <w:bottom w:type="dxa" w:w="60"/>
+              <w:right w:type="dxa" w:w="100"/>
+            </w:tcMar>
+            <w:vAlign w:val="center"/>
+          </w:tcPr>
+          <w:p>
+            <w:pPr>
+              <w:spacing w:after="0"/>
+            </w:pPr>
+            <w:r>
+              <w:rPr>
+                <w:rFonts w:ascii="Calibri" w:cs="Calibri" w:eastAsia="Calibri" w:hAnsi="Calibri"/>
+                <w:b w:val="false"/>
+                <w:bCs w:val="false"/>
+                <w:color w:val="1F2937"/>
+                <w:sz w:val="20"/>
+                <w:szCs w:val="20"/>
+              </w:rPr>
+              <w:t xml:space="preserve">Alerts</w:t>
+            </w:r>
+          </w:p>
+        </w:tc>
+        <w:tc>
+          <w:tcPr>
+            <w:tcW w:type="dxa" w:w="1500"/>
+            <w:tcMar>
+              <w:top w:type="dxa" w:w="60"/>
+              <w:left w:type="dxa" w:w="100"/>
+              <w:bottom w:type="dxa" w:w="60"/>
+              <w:right w:type="dxa" w:w="100"/>
+            </w:tcMar>
+            <w:vAlign w:val="center"/>
+          </w:tcPr>
+          <w:p>
+            <w:pPr>
+              <w:spacing w:after="0"/>
+            </w:pPr>
+            <w:r>
+              <w:rPr>
+                <w:rFonts w:ascii="Calibri" w:cs="Calibri" w:eastAsia="Calibri" w:hAnsi="Calibri"/>
+                <w:b w:val="false"/>
+                <w:bCs w:val="false"/>
+                <w:color w:val="1F2937"/>
+                <w:sz w:val="20"/>
+                <w:szCs w:val="20"/>
+              </w:rPr>
+              <w:t xml:space="preserve">last 90 d</w:t>
+            </w:r>
+          </w:p>
+        </w:tc>
+        <w:tc>
+          <w:tcPr>
+            <w:tcW w:type="dxa" w:w="1300"/>
+            <w:tcMar>
+              <w:top w:type="dxa" w:w="60"/>
+              <w:left w:type="dxa" w:w="100"/>
+              <w:bottom w:type="dxa" w:w="60"/>
+              <w:right w:type="dxa" w:w="100"/>
+            </w:tcMar>
+            <w:vAlign w:val="center"/>
+          </w:tcPr>
+          <w:p>
+            <w:pPr>
+              <w:spacing w:after="0"/>
+            </w:pPr>
+            <w:r>
+              <w:rPr>
+                <w:rFonts w:ascii="Calibri" w:cs="Calibri" w:eastAsia="Calibri" w:hAnsi="Calibri"/>
+                <w:b w:val="false"/>
+                <w:bCs w:val="false"/>
+                <w:color w:val="1F2937"/>
+                <w:sz w:val="20"/>
+                <w:szCs w:val="20"/>
+              </w:rPr>
+              <w:t xml:space="preserve">1,048</w:t>
+            </w:r>
+          </w:p>
+        </w:tc>
+        <w:tc>
+          <w:tcPr>
+            <w:tcW w:type="dxa" w:w="2400"/>
+            <w:tcMar>
+              <w:top w:type="dxa" w:w="60"/>
+              <w:left w:type="dxa" w:w="100"/>
+              <w:bottom w:type="dxa" w:w="60"/>
+              <w:right w:type="dxa" w:w="100"/>
+            </w:tcMar>
+            <w:vAlign w:val="center"/>
+          </w:tcPr>
+          <w:p>
+            <w:pPr>
+              <w:spacing w:after="0"/>
+            </w:pPr>
+            <w:r>
+              <w:rPr>
+                <w:rFonts w:ascii="Calibri" w:cs="Calibri" w:eastAsia="Calibri" w:hAnsi="Calibri"/>
+                <w:b w:val="false"/>
+                <w:bCs w:val="false"/>
+                <w:color w:val="1F2937"/>
+                <w:sz w:val="20"/>
+                <w:szCs w:val="20"/>
+              </w:rPr>
+              <w:t xml:space="preserve">317</w:t>
+            </w:r>
+          </w:p>
+        </w:tc>
+        <w:tc>
+          <w:tcPr>
+            <w:tcW w:type="dxa" w:w="2660"/>
+            <w:tcMar>
+              <w:top w:type="dxa" w:w="60"/>
+              <w:left w:type="dxa" w:w="100"/>
+              <w:bottom w:type="dxa" w:w="60"/>
+              <w:right w:type="dxa" w:w="100"/>
+            </w:tcMar>
+            <w:vAlign w:val="center"/>
+          </w:tcPr>
+          <w:p>
+            <w:pPr>
+              <w:spacing w:after="0"/>
+            </w:pPr>
+            <w:r>
+              <w:rPr>
+                <w:rFonts w:ascii="Calibri" w:cs="Calibri" w:eastAsia="Calibri" w:hAnsi="Calibri"/>
+                <w:b w:val="false"/>
+                <w:bCs w:val="false"/>
+                <w:color w:val="1F2937"/>
+                <w:sz w:val="17"/>
+                <w:szCs w:val="17"/>
+              </w:rPr>
+              <w:t xml:space="preserve">3.3×</w:t>
+            </w:r>
+          </w:p>
+        </w:tc>
+      </w:tr>
+      <w:tr>
+        <w:trPr>
+          <w:cantSplit/>
+          <w:tblHeader w:val="false"/>
+        </w:trPr>
+        <w:tc>
+          <w:tcPr>
+            <w:tcW w:type="dxa" w:w="1500"/>
+            <w:tcMar>
+              <w:top w:type="dxa" w:w="60"/>
+              <w:left w:type="dxa" w:w="100"/>
+              <w:bottom w:type="dxa" w:w="60"/>
+              <w:right w:type="dxa" w:w="100"/>
+            </w:tcMar>
+            <w:vAlign w:val="center"/>
+          </w:tcPr>
+          <w:p>
+            <w:pPr>
+              <w:spacing w:after="0"/>
+            </w:pPr>
+            <w:r>
+              <w:rPr>
+                <w:rFonts w:ascii="Calibri" w:cs="Calibri" w:eastAsia="Calibri" w:hAnsi="Calibri"/>
+                <w:b w:val="false"/>
+                <w:bCs w:val="false"/>
+                <w:color w:val="1F2937"/>
+                <w:sz w:val="20"/>
+                <w:szCs w:val="20"/>
+              </w:rPr>
+              <w:t xml:space="preserve">Audit</w:t>
+            </w:r>
+          </w:p>
+        </w:tc>
+        <w:tc>
+          <w:tcPr>
+            <w:tcW w:type="dxa" w:w="1500"/>
+            <w:tcMar>
+              <w:top w:type="dxa" w:w="60"/>
+              <w:left w:type="dxa" w:w="100"/>
+              <w:bottom w:type="dxa" w:w="60"/>
+              <w:right w:type="dxa" w:w="100"/>
+            </w:tcMar>
+            <w:vAlign w:val="center"/>
+          </w:tcPr>
+          <w:p>
+            <w:pPr>
+              <w:spacing w:after="0"/>
+            </w:pPr>
+            <w:r>
+              <w:rPr>
+                <w:rFonts w:ascii="Calibri" w:cs="Calibri" w:eastAsia="Calibri" w:hAnsi="Calibri"/>
+                <w:b w:val="false"/>
+                <w:bCs w:val="false"/>
+                <w:color w:val="1F2937"/>
+                <w:sz w:val="20"/>
+                <w:szCs w:val="20"/>
+              </w:rPr>
+              <w:t xml:space="preserve">last 24 h</w:t>
+            </w:r>
+          </w:p>
+        </w:tc>
+        <w:tc>
+          <w:tcPr>
+            <w:tcW w:type="dxa" w:w="1300"/>
+            <w:tcMar>
+              <w:top w:type="dxa" w:w="60"/>
+              <w:left w:type="dxa" w:w="100"/>
+              <w:bottom w:type="dxa" w:w="60"/>
+              <w:right w:type="dxa" w:w="100"/>
+            </w:tcMar>
+            <w:vAlign w:val="center"/>
+          </w:tcPr>
+          <w:p>
+            <w:pPr>
+              <w:spacing w:after="0"/>
+            </w:pPr>
+            <w:r>
+              <w:rPr>
+                <w:rFonts w:ascii="Calibri" w:cs="Calibri" w:eastAsia="Calibri" w:hAnsi="Calibri"/>
+                <w:b w:val="false"/>
+                <w:bCs w:val="false"/>
+                <w:color w:val="1F2937"/>
+                <w:sz w:val="20"/>
+                <w:szCs w:val="20"/>
+              </w:rPr>
+              <w:t xml:space="preserve">257</w:t>
+            </w:r>
+          </w:p>
+        </w:tc>
+        <w:tc>
+          <w:tcPr>
+            <w:tcW w:type="dxa" w:w="2400"/>
+            <w:tcMar>
+              <w:top w:type="dxa" w:w="60"/>
+              <w:left w:type="dxa" w:w="100"/>
+              <w:bottom w:type="dxa" w:w="60"/>
+              <w:right w:type="dxa" w:w="100"/>
+            </w:tcMar>
+            <w:vAlign w:val="center"/>
+          </w:tcPr>
+          <w:p>
+            <w:pPr>
+              <w:spacing w:after="0"/>
+            </w:pPr>
+            <w:r>
+              <w:rPr>
+                <w:rFonts w:ascii="Calibri" w:cs="Calibri" w:eastAsia="Calibri" w:hAnsi="Calibri"/>
+                <w:b w:val="false"/>
+                <w:bCs w:val="false"/>
+                <w:color w:val="1F2937"/>
+                <w:sz w:val="20"/>
+                <w:szCs w:val="20"/>
+              </w:rPr>
+              <w:t xml:space="preserve">257 (by KOI id)</w:t>
+            </w:r>
+          </w:p>
+        </w:tc>
+        <w:tc>
+          <w:tcPr>
+            <w:tcW w:type="dxa" w:w="2660"/>
+            <w:tcMar>
+              <w:top w:type="dxa" w:w="60"/>
+              <w:left w:type="dxa" w:w="100"/>
+              <w:bottom w:type="dxa" w:w="60"/>
+              <w:right w:type="dxa" w:w="100"/>
+            </w:tcMar>
+            <w:vAlign w:val="center"/>
+          </w:tcPr>
+          <w:p>
+            <w:pPr>
+              <w:spacing w:after="0"/>
+            </w:pPr>
+            <w:r>
+              <w:rPr>
+                <w:rFonts w:ascii="Calibri" w:cs="Calibri" w:eastAsia="Calibri" w:hAnsi="Calibri"/>
+                <w:b w:val="false"/>
+                <w:bCs w:val="false"/>
+                <w:color w:val="1F2937"/>
+                <w:sz w:val="17"/>
+                <w:szCs w:val="17"/>
+              </w:rPr>
+              <w:t xml:space="preserve">1.0 — none</w:t>
+            </w:r>
+          </w:p>
+        </w:tc>
+      </w:tr>
+      <w:tr>
+        <w:trPr>
+          <w:cantSplit/>
+          <w:tblHeader w:val="false"/>
+        </w:trPr>
+        <w:tc>
+          <w:tcPr>
+            <w:tcW w:type="dxa" w:w="1500"/>
+            <w:tcMar>
+              <w:top w:type="dxa" w:w="60"/>
+              <w:left w:type="dxa" w:w="100"/>
+              <w:bottom w:type="dxa" w:w="60"/>
+              <w:right w:type="dxa" w:w="100"/>
+            </w:tcMar>
+            <w:vAlign w:val="center"/>
+          </w:tcPr>
+          <w:p>
+            <w:pPr>
+              <w:spacing w:after="0"/>
+            </w:pPr>
+            <w:r>
+              <w:rPr>
+                <w:rFonts w:ascii="Calibri" w:cs="Calibri" w:eastAsia="Calibri" w:hAnsi="Calibri"/>
+                <w:b w:val="false"/>
+                <w:bCs w:val="false"/>
+                <w:color w:val="1F2937"/>
+                <w:sz w:val="20"/>
+                <w:szCs w:val="20"/>
+              </w:rPr>
+              <w:t xml:space="preserve">Audit</w:t>
+            </w:r>
+          </w:p>
+        </w:tc>
+        <w:tc>
+          <w:tcPr>
+            <w:tcW w:type="dxa" w:w="1500"/>
+            <w:tcMar>
+              <w:top w:type="dxa" w:w="60"/>
+              <w:left w:type="dxa" w:w="100"/>
+              <w:bottom w:type="dxa" w:w="60"/>
+              <w:right w:type="dxa" w:w="100"/>
+            </w:tcMar>
+            <w:vAlign w:val="center"/>
+          </w:tcPr>
+          <w:p>
+            <w:pPr>
+              <w:spacing w:after="0"/>
+            </w:pPr>
+            <w:r>
+              <w:rPr>
+                <w:rFonts w:ascii="Calibri" w:cs="Calibri" w:eastAsia="Calibri" w:hAnsi="Calibri"/>
+                <w:b w:val="false"/>
+                <w:bCs w:val="false"/>
+                <w:color w:val="1F2937"/>
+                <w:sz w:val="20"/>
+                <w:szCs w:val="20"/>
+              </w:rPr>
+              <w:t xml:space="preserve">last 90 d</w:t>
+            </w:r>
+          </w:p>
+        </w:tc>
+        <w:tc>
+          <w:tcPr>
+            <w:tcW w:type="dxa" w:w="1300"/>
+            <w:tcMar>
+              <w:top w:type="dxa" w:w="60"/>
+              <w:left w:type="dxa" w:w="100"/>
+              <w:bottom w:type="dxa" w:w="60"/>
+              <w:right w:type="dxa" w:w="100"/>
+            </w:tcMar>
+            <w:vAlign w:val="center"/>
+          </w:tcPr>
+          <w:p>
+            <w:pPr>
+              <w:spacing w:after="0"/>
+            </w:pPr>
+            <w:r>
+              <w:rPr>
+                <w:rFonts w:ascii="Calibri" w:cs="Calibri" w:eastAsia="Calibri" w:hAnsi="Calibri"/>
+                <w:b w:val="false"/>
+                <w:bCs w:val="false"/>
+                <w:color w:val="1F2937"/>
+                <w:sz w:val="20"/>
+                <w:szCs w:val="20"/>
+              </w:rPr>
+              <w:t xml:space="preserve">20,148</w:t>
+            </w:r>
+          </w:p>
+        </w:tc>
+        <w:tc>
+          <w:tcPr>
+            <w:tcW w:type="dxa" w:w="2400"/>
+            <w:tcMar>
+              <w:top w:type="dxa" w:w="60"/>
+              <w:left w:type="dxa" w:w="100"/>
+              <w:bottom w:type="dxa" w:w="60"/>
+              <w:right w:type="dxa" w:w="100"/>
+            </w:tcMar>
+            <w:vAlign w:val="center"/>
+          </w:tcPr>
+          <w:p>
+            <w:pPr>
+              <w:spacing w:after="0"/>
+            </w:pPr>
+            <w:r>
+              <w:rPr>
+                <w:rFonts w:ascii="Calibri" w:cs="Calibri" w:eastAsia="Calibri" w:hAnsi="Calibri"/>
+                <w:b w:val="false"/>
+                <w:bCs w:val="false"/>
+                <w:color w:val="1F2937"/>
+                <w:sz w:val="20"/>
+                <w:szCs w:val="20"/>
+              </w:rPr>
+              <w:t xml:space="preserve">20,148</w:t>
+            </w:r>
+          </w:p>
+        </w:tc>
+        <w:tc>
+          <w:tcPr>
+            <w:tcW w:type="dxa" w:w="2660"/>
+            <w:tcMar>
+              <w:top w:type="dxa" w:w="60"/>
+              <w:left w:type="dxa" w:w="100"/>
+              <w:bottom w:type="dxa" w:w="60"/>
+              <w:right w:type="dxa" w:w="100"/>
+            </w:tcMar>
+            <w:vAlign w:val="center"/>
+          </w:tcPr>
+          <w:p>
+            <w:pPr>
+              <w:spacing w:after="0"/>
+            </w:pPr>
+            <w:r>
+              <w:rPr>
+                <w:rFonts w:ascii="Calibri" w:cs="Calibri" w:eastAsia="Calibri" w:hAnsi="Calibri"/>
+                <w:b w:val="false"/>
+                <w:bCs w:val="false"/>
+                <w:color w:val="1F2937"/>
+                <w:sz w:val="17"/>
+                <w:szCs w:val="17"/>
+              </w:rPr>
+              <w:t xml:space="preserve">1.0 — none</w:t>
+            </w:r>
+          </w:p>
+        </w:tc>
+      </w:tr>
+    </w:tbl>
+    <w:p>
+      <w:pPr>
+        <w:spacing w:after="120"/>
+      </w:pPr>
+      <w:r>
+        <w:rPr>
+          <w:rFonts w:ascii="Calibri" w:cs="Calibri" w:eastAsia="Calibri" w:hAnsi="Calibri"/>
+          <w:i/>
+          <w:iCs/>
+          <w:color w:val="6B7280"/>
+          <w:sz w:val="22"/>
+          <w:szCs w:val="22"/>
+        </w:rPr>
+        <w:t xml:space="preserve">Figures are from the reference tenant on 21 July 2026 and are illustrative of shape, not of your volume. Source: VERIFIED_FACTS.md §7e (live).</w:t>
+      </w:r>
+    </w:p>
+    <w:p>
+      <w:pPr>
+        <w:spacing w:after="120"/>
+      </w:pPr>
+      <w:r>
+        <w:rPr>
+          <w:rFonts w:ascii="Calibri" w:cs="Calibri" w:eastAsia="Calibri" w:hAnsi="Calibri"/>
+          <w:color w:val="1F2937"/>
+          <w:sz w:val="22"/>
+          <w:szCs w:val="22"/>
+        </w:rPr>
+        <w:t xml:space="preserve">The only correct dedupe key is </w:t>
+      </w:r>
+      <w:r>
+        <w:rPr>
+          <w:rFonts w:ascii="Consolas" w:cs="Consolas" w:eastAsia="Consolas" w:hAnsi="Consolas"/>
+          <w:color w:val="1F2937"/>
+          <w:sz w:val="20"/>
+          <w:szCs w:val="20"/>
+        </w:rPr>
+        <w:t xml:space="preserve">metadata.notification_event_id</w:t>
+      </w:r>
+      <w:r>
+        <w:rPr>
+          <w:rFonts w:ascii="Calibri" w:cs="Calibri" w:eastAsia="Calibri" w:hAnsi="Calibri"/>
+          <w:color w:val="1F2937"/>
+          <w:sz w:val="22"/>
+          <w:szCs w:val="22"/>
+        </w:rPr>
+        <w:t xml:space="preserve">. Over the 90-day window it has 317 distinct values across 1,048 alert rows — a verified 1:1 identity for a single alert occurrence. The other candidate identifiers are wrong at both extremes, so do not reach for them:</w:t>
+      </w:r>
+    </w:p>
+    <w:tbl>
+      <w:tblPr>
+        <w:tblW w:type="dxa" w:w="9360"/>
+        <w:tblBorders>
+          <w:top w:val="single" w:color="auto" w:sz="4"/>
+          <w:left w:val="single" w:color="auto" w:sz="4"/>
+          <w:bottom w:val="single" w:color="auto" w:sz="4"/>
+          <w:right w:val="single" w:color="auto" w:sz="4"/>
+          <w:insideH w:val="single" w:color="auto" w:sz="4"/>
+          <w:insideV w:val="single" w:color="auto" w:sz="4"/>
+        </w:tblBorders>
+      </w:tblPr>
+      <w:tblGrid>
+        <w:gridCol w:w="3800"/>
+        <w:gridCol w:w="1800"/>
+        <w:gridCol w:w="3760"/>
+      </w:tblGrid>
+      <w:tr>
+        <w:trPr>
+          <w:cantSplit/>
+          <w:tblHeader/>
+        </w:trPr>
+        <w:tc>
+          <w:tcPr>
+            <w:tcW w:type="dxa" w:w="3800"/>
+            <w:shd w:fill="334155" w:val="clear"/>
+            <w:tcMar>
+              <w:top w:type="dxa" w:w="60"/>
+              <w:left w:type="dxa" w:w="100"/>
+              <w:bottom w:type="dxa" w:w="60"/>
+              <w:right w:type="dxa" w:w="100"/>
+            </w:tcMar>
+            <w:vAlign w:val="center"/>
+          </w:tcPr>
+          <w:p>
+            <w:pPr>
+              <w:spacing w:after="0"/>
+            </w:pPr>
+            <w:r>
+              <w:rPr>
+                <w:rFonts w:ascii="Calibri" w:cs="Calibri" w:eastAsia="Calibri" w:hAnsi="Calibri"/>
+                <w:b/>
+                <w:bCs/>
+                <w:color w:val="FFFFFF"/>
+                <w:sz w:val="21"/>
+                <w:szCs w:val="21"/>
+              </w:rPr>
+              <w:t xml:space="preserve">Field</w:t>
+            </w:r>
+          </w:p>
+        </w:tc>
+        <w:tc>
+          <w:tcPr>
+            <w:tcW w:type="dxa" w:w="1800"/>
+            <w:shd w:fill="334155" w:val="clear"/>
+            <w:tcMar>
+              <w:top w:type="dxa" w:w="60"/>
+              <w:left w:type="dxa" w:w="100"/>
+              <w:bottom w:type="dxa" w:w="60"/>
+              <w:right w:type="dxa" w:w="100"/>
+            </w:tcMar>
+            <w:vAlign w:val="center"/>
+          </w:tcPr>
+          <w:p>
+            <w:pPr>
+              <w:spacing w:after="0"/>
+            </w:pPr>
+            <w:r>
+              <w:rPr>
+                <w:rFonts w:ascii="Calibri" w:cs="Calibri" w:eastAsia="Calibri" w:hAnsi="Calibri"/>
+                <w:b/>
+                <w:bCs/>
+                <w:color w:val="FFFFFF"/>
+                <w:sz w:val="21"/>
+                <w:szCs w:val="21"/>
+              </w:rPr>
+              <w:t xml:space="preserve">Distinct / 1,048 rows</w:t>
+            </w:r>
+          </w:p>
+        </w:tc>
+        <w:tc>
+          <w:tcPr>
+            <w:tcW w:type="dxa" w:w="3760"/>
+            <w:shd w:fill="334155" w:val="clear"/>
+            <w:tcMar>
+              <w:top w:type="dxa" w:w="60"/>
+              <w:left w:type="dxa" w:w="100"/>
+              <w:bottom w:type="dxa" w:w="60"/>
+              <w:right w:type="dxa" w:w="100"/>
+            </w:tcMar>
+            <w:vAlign w:val="center"/>
+          </w:tcPr>
+          <w:p>
+            <w:pPr>
+              <w:spacing w:after="0"/>
+            </w:pPr>
+            <w:r>
+              <w:rPr>
+                <w:rFonts w:ascii="Calibri" w:cs="Calibri" w:eastAsia="Calibri" w:hAnsi="Calibri"/>
+                <w:b/>
+                <w:bCs/>
+                <w:color w:val="FFFFFF"/>
+                <w:sz w:val="21"/>
+                <w:szCs w:val="21"/>
+              </w:rPr>
+              <w:t xml:space="preserve">What it identifies</w:t>
+            </w:r>
+          </w:p>
+        </w:tc>
+      </w:tr>
+      <w:tr>
+        <w:trPr>
+          <w:cantSplit/>
+          <w:tblHeader w:val="false"/>
+        </w:trPr>
+        <w:tc>
+          <w:tcPr>
+            <w:tcW w:type="dxa" w:w="3800"/>
+            <w:tcMar>
+              <w:top w:type="dxa" w:w="60"/>
+              <w:left w:type="dxa" w:w="100"/>
+              <w:bottom w:type="dxa" w:w="60"/>
+              <w:right w:type="dxa" w:w="100"/>
+            </w:tcMar>
+            <w:vAlign w:val="center"/>
+          </w:tcPr>
+          <w:p>
+            <w:pPr>
+              <w:spacing w:after="0"/>
+            </w:pPr>
+            <w:r>
+              <w:rPr>
+                <w:rFonts w:ascii="Consolas" w:cs="Consolas" w:eastAsia="Consolas" w:hAnsi="Consolas"/>
+                <w:b w:val="false"/>
+                <w:bCs w:val="false"/>
+                <w:color w:val="1F2937"/>
+                <w:sz w:val="16"/>
+                <w:szCs w:val="16"/>
+              </w:rPr>
+              <w:t xml:space="preserve">_id</w:t>
+            </w:r>
+          </w:p>
+        </w:tc>
+        <w:tc>
+          <w:tcPr>
+            <w:tcW w:type="dxa" w:w="1800"/>
+            <w:tcMar>
+              <w:top w:type="dxa" w:w="60"/>
+              <w:left w:type="dxa" w:w="100"/>
+              <w:bottom w:type="dxa" w:w="60"/>
+              <w:right w:type="dxa" w:w="100"/>
+            </w:tcMar>
+            <w:vAlign w:val="center"/>
+          </w:tcPr>
+          <w:p>
+            <w:pPr>
+              <w:spacing w:after="0"/>
+            </w:pPr>
+            <w:r>
+              <w:rPr>
+                <w:rFonts w:ascii="Calibri" w:cs="Calibri" w:eastAsia="Calibri" w:hAnsi="Calibri"/>
+                <w:b w:val="false"/>
+                <w:bCs w:val="false"/>
+                <w:color w:val="1F2937"/>
+                <w:sz w:val="17"/>
+                <w:szCs w:val="17"/>
+              </w:rPr>
+              <w:t xml:space="preserve">1,048</w:t>
+            </w:r>
+          </w:p>
+        </w:tc>
+        <w:tc>
+          <w:tcPr>
+            <w:tcW w:type="dxa" w:w="3760"/>
+            <w:tcMar>
+              <w:top w:type="dxa" w:w="60"/>
+              <w:left w:type="dxa" w:w="100"/>
+              <w:bottom w:type="dxa" w:w="60"/>
+              <w:right w:type="dxa" w:w="100"/>
+            </w:tcMar>
+            <w:vAlign w:val="center"/>
+          </w:tcPr>
+          <w:p>
+            <w:pPr>
+              <w:spacing w:after="0"/>
+            </w:pPr>
+            <w:r>
+              <w:rPr>
+                <w:rFonts w:ascii="Calibri" w:cs="Calibri" w:eastAsia="Calibri" w:hAnsi="Calibri"/>
+                <w:b w:val="false"/>
+                <w:bCs w:val="false"/>
+                <w:color w:val="1F2937"/>
+                <w:sz w:val="20"/>
+                <w:szCs w:val="20"/>
+              </w:rPr>
+              <w:t xml:space="preserve">the row — counts every duplicate</w:t>
+            </w:r>
+          </w:p>
+        </w:tc>
+      </w:tr>
+      <w:tr>
+        <w:trPr>
+          <w:cantSplit/>
+          <w:tblHeader w:val="false"/>
+        </w:trPr>
+        <w:tc>
+          <w:tcPr>
+            <w:tcW w:type="dxa" w:w="3800"/>
+            <w:tcMar>
+              <w:top w:type="dxa" w:w="60"/>
+              <w:left w:type="dxa" w:w="100"/>
+              <w:bottom w:type="dxa" w:w="60"/>
+              <w:right w:type="dxa" w:w="100"/>
+            </w:tcMar>
+            <w:vAlign w:val="center"/>
+          </w:tcPr>
+          <w:p>
+            <w:pPr>
+              <w:spacing w:after="0"/>
+            </w:pPr>
+            <w:r>
+              <w:rPr>
+                <w:rFonts w:ascii="Consolas" w:cs="Consolas" w:eastAsia="Consolas" w:hAnsi="Consolas"/>
+                <w:b w:val="false"/>
+                <w:bCs w:val="false"/>
+                <w:color w:val="1F2937"/>
+                <w:sz w:val="16"/>
+                <w:szCs w:val="16"/>
+              </w:rPr>
+              <w:t xml:space="preserve">metadata.notification_event_id</w:t>
+            </w:r>
+          </w:p>
+        </w:tc>
+        <w:tc>
+          <w:tcPr>
+            <w:tcW w:type="dxa" w:w="1800"/>
+            <w:tcMar>
+              <w:top w:type="dxa" w:w="60"/>
+              <w:left w:type="dxa" w:w="100"/>
+              <w:bottom w:type="dxa" w:w="60"/>
+              <w:right w:type="dxa" w:w="100"/>
+            </w:tcMar>
+            <w:vAlign w:val="center"/>
+          </w:tcPr>
+          <w:p>
+            <w:pPr>
+              <w:spacing w:after="0"/>
+            </w:pPr>
+            <w:r>
+              <w:rPr>
+                <w:rFonts w:ascii="Calibri" w:cs="Calibri" w:eastAsia="Calibri" w:hAnsi="Calibri"/>
+                <w:b w:val="false"/>
+                <w:bCs w:val="false"/>
+                <w:color w:val="1F2937"/>
+                <w:sz w:val="17"/>
+                <w:szCs w:val="17"/>
+              </w:rPr>
+              <w:t xml:space="preserve">317</w:t>
+            </w:r>
+          </w:p>
+        </w:tc>
+        <w:tc>
+          <w:tcPr>
+            <w:tcW w:type="dxa" w:w="3760"/>
+            <w:tcMar>
+              <w:top w:type="dxa" w:w="60"/>
+              <w:left w:type="dxa" w:w="100"/>
+              <w:bottom w:type="dxa" w:w="60"/>
+              <w:right w:type="dxa" w:w="100"/>
+            </w:tcMar>
+            <w:vAlign w:val="center"/>
+          </w:tcPr>
+          <w:p>
+            <w:pPr>
+              <w:spacing w:after="0"/>
+            </w:pPr>
+            <w:r>
+              <w:rPr>
+                <w:rFonts w:ascii="Calibri" w:cs="Calibri" w:eastAsia="Calibri" w:hAnsi="Calibri"/>
+                <w:b w:val="false"/>
+                <w:bCs w:val="false"/>
+                <w:color w:val="1F2937"/>
+                <w:sz w:val="20"/>
+                <w:szCs w:val="20"/>
+              </w:rPr>
+              <w:t xml:space="preserve">the alert occurrence — use this</w:t>
+            </w:r>
+          </w:p>
+        </w:tc>
+      </w:tr>
+      <w:tr>
+        <w:trPr>
+          <w:cantSplit/>
+          <w:tblHeader w:val="false"/>
+        </w:trPr>
+        <w:tc>
+          <w:tcPr>
+            <w:tcW w:type="dxa" w:w="3800"/>
+            <w:tcMar>
+              <w:top w:type="dxa" w:w="60"/>
+              <w:left w:type="dxa" w:w="100"/>
+              <w:bottom w:type="dxa" w:w="60"/>
+              <w:right w:type="dxa" w:w="100"/>
+            </w:tcMar>
+            <w:vAlign w:val="center"/>
+          </w:tcPr>
+          <w:p>
+            <w:pPr>
+              <w:spacing w:after="0"/>
+            </w:pPr>
+            <w:r>
+              <w:rPr>
+                <w:rFonts w:ascii="Consolas" w:cs="Consolas" w:eastAsia="Consolas" w:hAnsi="Consolas"/>
+                <w:b w:val="false"/>
+                <w:bCs w:val="false"/>
+                <w:color w:val="1F2937"/>
+                <w:sz w:val="16"/>
+                <w:szCs w:val="16"/>
+              </w:rPr>
+              <w:t xml:space="preserve">observables[event.id] (koi_event_id)</w:t>
+            </w:r>
+          </w:p>
+        </w:tc>
+        <w:tc>
+          <w:tcPr>
+            <w:tcW w:type="dxa" w:w="1800"/>
+            <w:tcMar>
+              <w:top w:type="dxa" w:w="60"/>
+              <w:left w:type="dxa" w:w="100"/>
+              <w:bottom w:type="dxa" w:w="60"/>
+              <w:right w:type="dxa" w:w="100"/>
+            </w:tcMar>
+            <w:vAlign w:val="center"/>
+          </w:tcPr>
+          <w:p>
+            <w:pPr>
+              <w:spacing w:after="0"/>
+            </w:pPr>
+            <w:r>
+              <w:rPr>
+                <w:rFonts w:ascii="Calibri" w:cs="Calibri" w:eastAsia="Calibri" w:hAnsi="Calibri"/>
+                <w:b w:val="false"/>
+                <w:bCs w:val="false"/>
+                <w:color w:val="1F2937"/>
+                <w:sz w:val="17"/>
+                <w:szCs w:val="17"/>
+              </w:rPr>
+              <w:t xml:space="preserve">20</w:t>
+            </w:r>
+          </w:p>
+        </w:tc>
+        <w:tc>
+          <w:tcPr>
+            <w:tcW w:type="dxa" w:w="3760"/>
+            <w:tcMar>
+              <w:top w:type="dxa" w:w="60"/>
+              <w:left w:type="dxa" w:w="100"/>
+              <w:bottom w:type="dxa" w:w="60"/>
+              <w:right w:type="dxa" w:w="100"/>
+            </w:tcMar>
+            <w:vAlign w:val="center"/>
+          </w:tcPr>
+          <w:p>
+            <w:pPr>
+              <w:spacing w:after="0"/>
+            </w:pPr>
+            <w:r>
+              <w:rPr>
+                <w:rFonts w:ascii="Calibri" w:cs="Calibri" w:eastAsia="Calibri" w:hAnsi="Calibri"/>
+                <w:b w:val="false"/>
+                <w:bCs w:val="false"/>
+                <w:color w:val="1F2937"/>
+                <w:sz w:val="20"/>
+                <w:szCs w:val="20"/>
+              </w:rPr>
+              <w:t xml:space="preserve">the scan batch — far too coarse</w:t>
+            </w:r>
+          </w:p>
+        </w:tc>
+      </w:tr>
+      <w:tr>
+        <w:trPr>
+          <w:cantSplit/>
+          <w:tblHeader w:val="false"/>
+        </w:trPr>
+        <w:tc>
+          <w:tcPr>
+            <w:tcW w:type="dxa" w:w="3800"/>
+            <w:tcMar>
+              <w:top w:type="dxa" w:w="60"/>
+              <w:left w:type="dxa" w:w="100"/>
+              <w:bottom w:type="dxa" w:w="60"/>
+              <w:right w:type="dxa" w:w="100"/>
+            </w:tcMar>
+            <w:vAlign w:val="center"/>
+          </w:tcPr>
+          <w:p>
+            <w:pPr>
+              <w:spacing w:after="0"/>
+            </w:pPr>
+            <w:r>
+              <w:rPr>
+                <w:rFonts w:ascii="Consolas" w:cs="Consolas" w:eastAsia="Consolas" w:hAnsi="Consolas"/>
+                <w:b w:val="false"/>
+                <w:bCs w:val="false"/>
+                <w:color w:val="1F2937"/>
+                <w:sz w:val="16"/>
+                <w:szCs w:val="16"/>
+              </w:rPr>
+              <w:t xml:space="preserve">finding_info.uid (finding_uid)</w:t>
+            </w:r>
+          </w:p>
+        </w:tc>
+        <w:tc>
+          <w:tcPr>
+            <w:tcW w:type="dxa" w:w="1800"/>
+            <w:tcMar>
+              <w:top w:type="dxa" w:w="60"/>
+              <w:left w:type="dxa" w:w="100"/>
+              <w:bottom w:type="dxa" w:w="60"/>
+              <w:right w:type="dxa" w:w="100"/>
+            </w:tcMar>
+            <w:vAlign w:val="center"/>
+          </w:tcPr>
+          <w:p>
+            <w:pPr>
+              <w:spacing w:after="0"/>
+            </w:pPr>
+            <w:r>
+              <w:rPr>
+                <w:rFonts w:ascii="Calibri" w:cs="Calibri" w:eastAsia="Calibri" w:hAnsi="Calibri"/>
+                <w:b w:val="false"/>
+                <w:bCs w:val="false"/>
+                <w:color w:val="1F2937"/>
+                <w:sz w:val="17"/>
+                <w:szCs w:val="17"/>
+              </w:rPr>
+              <w:t xml:space="preserve">3</w:t>
+            </w:r>
+          </w:p>
+        </w:tc>
+        <w:tc>
+          <w:tcPr>
+            <w:tcW w:type="dxa" w:w="3760"/>
+            <w:tcMar>
+              <w:top w:type="dxa" w:w="60"/>
+              <w:left w:type="dxa" w:w="100"/>
+              <w:bottom w:type="dxa" w:w="60"/>
+              <w:right w:type="dxa" w:w="100"/>
+            </w:tcMar>
+            <w:vAlign w:val="center"/>
+          </w:tcPr>
+          <w:p>
+            <w:pPr>
+              <w:spacing w:after="0"/>
+            </w:pPr>
+            <w:r>
+              <w:rPr>
+                <w:rFonts w:ascii="Calibri" w:cs="Calibri" w:eastAsia="Calibri" w:hAnsi="Calibri"/>
+                <w:b w:val="false"/>
+                <w:bCs w:val="false"/>
+                <w:color w:val="1F2937"/>
+                <w:sz w:val="20"/>
+                <w:szCs w:val="20"/>
+              </w:rPr>
+              <w:t xml:space="preserve">the finding / policy definition — far too coarse</w:t>
+            </w:r>
+          </w:p>
+        </w:tc>
+      </w:tr>
+    </w:tbl>
+    <w:p>
+      <w:pPr>
+        <w:keepNext/>
+        <w:spacing w:after="120"/>
+      </w:pPr>
+      <w:r>
+        <w:rPr>
+          <w:rFonts w:ascii="Calibri" w:cs="Calibri" w:eastAsia="Calibri" w:hAnsi="Calibri"/>
+          <w:color w:val="1F2937"/>
+          <w:sz w:val="22"/>
+          <w:szCs w:val="22"/>
+        </w:rPr>
+        <w:t xml:space="preserve">Any query, widget, correlation rule or playbook that counts alerts must dedupe on this key. Because the pack ships no parsing rule, there is no promoted column — extract it inline from the raw metadata field. This is the corrected count:</w:t>
+      </w:r>
+    </w:p>
+    <w:p>
+      <w:pPr>
+        <w:shd w:fill="F3F4F6" w:val="clear"/>
+        <w:spacing w:after="60"/>
+        <w:ind w:left="220" w:right="260"/>
+      </w:pPr>
+      <w:r>
+        <w:rPr>
+          <w:rFonts w:ascii="Consolas" w:cs="Consolas" w:eastAsia="Consolas" w:hAnsi="Consolas"/>
+          <w:color w:val="111827"/>
+          <w:sz w:val="18"/>
+          <w:szCs w:val="18"/>
+        </w:rPr>
+        <w:t xml:space="preserve">dataset = koi_koi_raw</w:t>
+      </w:r>
+    </w:p>
+    <w:p>
+      <w:pPr>
+        <w:shd w:fill="F3F4F6" w:val="clear"/>
+        <w:spacing w:after="60"/>
+        <w:ind w:left="220" w:right="260"/>
+      </w:pPr>
+      <w:r>
+        <w:rPr>
+          <w:rFonts w:ascii="Consolas" w:cs="Consolas" w:eastAsia="Consolas" w:hAnsi="Consolas"/>
+          <w:color w:val="111827"/>
+          <w:sz w:val="18"/>
+          <w:szCs w:val="18"/>
+        </w:rPr>
+        <w:t xml:space="preserve">| filter source_log_type = "Alerts"</w:t>
+      </w:r>
+    </w:p>
+    <w:p>
+      <w:pPr>
+        <w:shd w:fill="F3F4F6" w:val="clear"/>
+        <w:spacing w:after="60"/>
+        <w:ind w:left="220" w:right="260"/>
+      </w:pPr>
+      <w:r>
+        <w:rPr>
+          <w:rFonts w:ascii="Consolas" w:cs="Consolas" w:eastAsia="Consolas" w:hAnsi="Consolas"/>
+          <w:color w:val="111827"/>
+          <w:sz w:val="18"/>
+          <w:szCs w:val="18"/>
+        </w:rPr>
+        <w:t xml:space="preserve">| alter koi_notification_id = json_extract_scalar(metadata, "$.notification_event_id")</w:t>
+      </w:r>
+    </w:p>
+    <w:p>
+      <w:pPr>
+        <w:shd w:fill="F3F4F6" w:val="clear"/>
+        <w:spacing w:after="60"/>
+        <w:ind w:left="220" w:right="260"/>
+      </w:pPr>
+      <w:r>
+        <w:rPr>
+          <w:rFonts w:ascii="Consolas" w:cs="Consolas" w:eastAsia="Consolas" w:hAnsi="Consolas"/>
+          <w:color w:val="111827"/>
+          <w:sz w:val="18"/>
+          <w:szCs w:val="18"/>
+        </w:rPr>
+        <w:t xml:space="preserve">| comp count_distinct(koi_notification_id) as alerts</w:t>
+      </w:r>
+    </w:p>
+    <w:p>
+      <w:pPr>
+        <w:spacing w:after="120"/>
+      </w:pPr>
+      <w:r>
+        <w:rPr>
+          <w:rFonts w:ascii="Calibri" w:cs="Calibri" w:eastAsia="Calibri" w:hAnsi="Calibri"/>
+          <w:color w:val="1F2937"/>
+          <w:sz w:val="22"/>
+          <w:szCs w:val="22"/>
+        </w:rPr>
+        <w:t xml:space="preserve">On the reference data for the last 24 hours (21 July 2026) this returns </w:t>
+      </w:r>
+      <w:r>
+        <w:rPr>
+          <w:rFonts w:ascii="Calibri" w:cs="Calibri" w:eastAsia="Calibri" w:hAnsi="Calibri"/>
+          <w:b/>
+          <w:bCs/>
+          <w:color w:val="1F2937"/>
+          <w:sz w:val="22"/>
+          <w:szCs w:val="22"/>
+        </w:rPr>
+        <w:t xml:space="preserve">3</w:t>
+      </w:r>
+      <w:r>
+        <w:rPr>
+          <w:rFonts w:ascii="Calibri" w:cs="Calibri" w:eastAsia="Calibri" w:hAnsi="Calibri"/>
+          <w:color w:val="1F2937"/>
+          <w:sz w:val="22"/>
+          <w:szCs w:val="22"/>
+        </w:rPr>
+        <w:t xml:space="preserve">, where the naive </w:t>
+      </w:r>
+      <w:r>
+        <w:rPr>
+          <w:rFonts w:ascii="Consolas" w:cs="Consolas" w:eastAsia="Consolas" w:hAnsi="Consolas"/>
+          <w:color w:val="1F2937"/>
+          <w:sz w:val="20"/>
+          <w:szCs w:val="20"/>
+        </w:rPr>
+        <w:t xml:space="preserve">comp count() as alerts</w:t>
+      </w:r>
+      <w:r>
+        <w:rPr>
+          <w:rFonts w:ascii="Calibri" w:cs="Calibri" w:eastAsia="Calibri" w:hAnsi="Calibri"/>
+          <w:color w:val="1F2937"/>
+          <w:sz w:val="22"/>
+          <w:szCs w:val="22"/>
+        </w:rPr>
+        <w:t xml:space="preserve"> returns </w:t>
+      </w:r>
+      <w:r>
+        <w:rPr>
+          <w:rFonts w:ascii="Calibri" w:cs="Calibri" w:eastAsia="Calibri" w:hAnsi="Calibri"/>
+          <w:b/>
+          <w:bCs/>
+          <w:color w:val="1F2937"/>
+          <w:sz w:val="22"/>
+          <w:szCs w:val="22"/>
+        </w:rPr>
+        <w:t xml:space="preserve">734</w:t>
+      </w:r>
+      <w:r>
+        <w:rPr>
+          <w:rFonts w:ascii="Calibri" w:cs="Calibri" w:eastAsia="Calibri" w:hAnsi="Calibri"/>
+          <w:color w:val="1F2937"/>
+          <w:sz w:val="22"/>
+          <w:szCs w:val="22"/>
+        </w:rPr>
+        <w:t xml:space="preserve">. A triage playbook that reacts per alert row will likewise fire hundreds of times for one real alert unless it dedupes on the same key.</w:t>
+      </w:r>
+    </w:p>
+    <w:p>
+      <w:pPr>
+        <w:spacing w:after="120"/>
+      </w:pPr>
+      <w:r>
+        <w:rPr>
+          <w:rFonts w:ascii="Calibri" w:cs="Calibri" w:eastAsia="Calibri" w:hAnsi="Calibri"/>
+          <w:i/>
+          <w:iCs/>
+          <w:color w:val="6B7280"/>
+          <w:sz w:val="22"/>
+          <w:szCs w:val="22"/>
+        </w:rPr>
+        <w:t xml:space="preserve">Source: VERIFIED_FACTS.md §7e (live, 21 July 2026). The XQL is constructed from the verified field name and was not itself re-executed on the tenant.</w:t>
+      </w:r>
+    </w:p>
+    <w:p>
+      <w:pPr>
+        <w:pStyle w:val="Heading2"/>
+        <w:keepNext/>
+        <w:spacing w:after="120" w:before="280"/>
+      </w:pPr>
+      <w:r>
+        <w:rPr>
+          <w:rFonts w:ascii="Calibri" w:cs="Calibri" w:eastAsia="Calibri" w:hAnsi="Calibri"/>
+          <w:b/>
+          <w:bCs/>
+          <w:color w:val="1F2937"/>
+          <w:sz w:val="26"/>
+          <w:szCs w:val="26"/>
+        </w:rPr>
+        <w:t xml:space="preserve">8.4 No XDM — query the raw fields</w:t>
       </w:r>
     </w:p>
     <w:p>
@@ -39899,7 +44782,7 @@
           <w:sz w:val="26"/>
           <w:szCs w:val="26"/>
         </w:rPr>
-        <w:t xml:space="preserve">8.4 XQL starting points</w:t>
+        <w:t xml:space="preserve">8.5 XQL starting points</w:t>
       </w:r>
     </w:p>
     <w:p>
@@ -40273,7 +45156,7 @@
           <w:sz w:val="22"/>
           <w:szCs w:val="22"/>
         </w:rPr>
-        <w:t xml:space="preserve">Alert severity distribution:</w:t>
+        <w:t xml:space="preserve">Alert severity distribution — count_distinct on the dedupe key, not count(), because the Alerts stream is duplicated (8.3):</w:t>
       </w:r>
     </w:p>
     <w:p>
@@ -40321,7 +45204,23 @@
           <w:sz w:val="18"/>
           <w:szCs w:val="18"/>
         </w:rPr>
-        <w:t xml:space="preserve">| comp count() as alerts by severity_id</w:t>
+        <w:t xml:space="preserve">| alter koi_notification_id = json_extract_scalar(metadata, "$.notification_event_id")</w:t>
+      </w:r>
+    </w:p>
+    <w:p>
+      <w:pPr>
+        <w:shd w:fill="F3F4F6" w:val="clear"/>
+        <w:spacing w:after="60"/>
+        <w:ind w:left="220" w:right="260"/>
+      </w:pPr>
+      <w:r>
+        <w:rPr>
+          <w:rFonts w:ascii="Consolas" w:cs="Consolas" w:eastAsia="Consolas" w:hAnsi="Consolas"/>
+          <w:color w:val="111827"/>
+          <w:sz w:val="18"/>
+          <w:szCs w:val="18"/>
+        </w:rPr>
+        <w:t xml:space="preserve">| comp count_distinct(koi_notification_id) as alerts by severity_id</w:t>
       </w:r>
     </w:p>
     <w:p>
@@ -43263,7 +48162,7 @@
                 <w:sz w:val="20"/>
                 <w:szCs w:val="20"/>
               </w:rPr>
-              <w:t xml:space="preserve">The XQL statements in section 8.4</w:t>
+              <w:t xml:space="preserve">The XQL statements in section 8.5</w:t>
             </w:r>
           </w:p>
         </w:tc>
@@ -43291,7 +48190,7 @@
                 <w:sz w:val="20"/>
                 <w:szCs w:val="20"/>
               </w:rPr>
-              <w:t xml:space="preserve">Constructed for this guide from verified field names and verified JSON-string behaviour; the statements themselves were not each executed. Flagged in place in section 8.4.</w:t>
+              <w:t xml:space="preserve">Constructed for this guide from verified field names and verified JSON-string behaviour; the statements themselves were not each executed. Flagged in place in section 8.5.</w:t>
             </w:r>
           </w:p>
         </w:tc>
